--- a/lessons/9-4/downloads/reveal/teacher/9.4-session-2-prerequisite-practice-b.docx
+++ b/lessons/9-4/downloads/reveal/teacher/9.4-session-2-prerequisite-practice-b.docx
@@ -15,10 +15,28 @@
         <w:rPr>
           <w:rFonts w:ascii="Avenir Next" w:hAnsi="Avenir Next" w:cs="Avenir Next" w:eastAsia="Avenir Next"/>
           <w:color w:val="1A1A1A"/>
+          <w:sz w:val="22"/>
+          <w:szCs w:val="20"/>
+        </w:rPr>
+        <w:t xml:space="preserve">Name</w:t>
+      </w:r>
+      <w:r>
+        <w:rPr>
+          <w:rFonts w:ascii="Avenir Next" w:hAnsi="Avenir Next" w:cs="Avenir Next" w:eastAsia="Avenir Next"/>
+          <w:color w:val="1A1A1A"/>
           <w:sz w:val="20"/>
           <w:szCs w:val="20"/>
         </w:rPr>
-        <w:t xml:space="preserve">Name</w:t>
+        <w:tab/>
+      </w:r>
+      <w:r>
+        <w:rPr>
+          <w:rFonts w:ascii="Avenir Next" w:hAnsi="Avenir Next" w:cs="Avenir Next" w:eastAsia="Avenir Next"/>
+          <w:color w:val="1A1A1A"/>
+          <w:sz w:val="22"/>
+          <w:szCs w:val="20"/>
+        </w:rPr>
+        <w:t xml:space="preserve">   Date</w:t>
       </w:r>
       <w:r>
         <w:rPr>
@@ -33,25 +51,7 @@
         <w:rPr>
           <w:rFonts w:ascii="Avenir Next" w:hAnsi="Avenir Next" w:cs="Avenir Next" w:eastAsia="Avenir Next"/>
           <w:color w:val="1A1A1A"/>
-          <w:sz w:val="20"/>
-          <w:szCs w:val="20"/>
-        </w:rPr>
-        <w:t xml:space="preserve">   Date</w:t>
-      </w:r>
-      <w:r>
-        <w:rPr>
-          <w:rFonts w:ascii="Avenir Next" w:hAnsi="Avenir Next" w:cs="Avenir Next" w:eastAsia="Avenir Next"/>
-          <w:color w:val="1A1A1A"/>
-          <w:sz w:val="20"/>
-          <w:szCs w:val="20"/>
-        </w:rPr>
-        <w:tab/>
-      </w:r>
-      <w:r>
-        <w:rPr>
-          <w:rFonts w:ascii="Avenir Next" w:hAnsi="Avenir Next" w:cs="Avenir Next" w:eastAsia="Avenir Next"/>
-          <w:color w:val="1A1A1A"/>
-          <w:sz w:val="20"/>
+          <w:sz w:val="22"/>
           <w:szCs w:val="20"/>
         </w:rPr>
         <w:t xml:space="preserve">   Period</w:t>
@@ -78,7 +78,7 @@
           <w:caps/>
           <w:color w:val="003A70"/>
           <w:spacing w:val="12"/>
-          <w:sz w:val="19"/>
+          <w:sz w:val="22"/>
           <w:szCs w:val="19"/>
         </w:rPr>
         <w:t xml:space="preserve">Lesson 9-4  ·  Session 2  ·  Prerequisite Practice B  ·  Skill 1 of 2</w:t>
@@ -86,6 +86,7 @@
     </w:p>
     <w:p>
       <w:pPr>
+        <w:pStyle w:val="Heading1"/>
         <w:keepNext/>
         <w:spacing w:before="0" w:after="10" w:line="240" w:lineRule="auto"/>
       </w:pPr>
@@ -111,7 +112,7 @@
         <w:rPr>
           <w:rFonts w:ascii="Avenir Next" w:hAnsi="Avenir Next" w:cs="Avenir Next" w:eastAsia="Avenir Next"/>
           <w:color w:val="5A5F66"/>
-          <w:sz w:val="17"/>
+          <w:sz w:val="22"/>
           <w:szCs w:val="17"/>
         </w:rPr>
         <w:t xml:space="preserve">Builds on Lesson 8-3 Session 1 · 6.EE.B.7</w:t>
@@ -154,6 +155,7 @@
           </w:tcPr>
           <w:p>
             <w:pPr>
+              <w:pStyle w:val="Heading2"/>
               <w:spacing w:before="0" w:after="0" w:line="252" w:lineRule="auto"/>
             </w:pPr>
             <w:r>
@@ -183,7 +185,7 @@
               <w:rPr>
                 <w:rFonts w:ascii="Avenir Next" w:hAnsi="Avenir Next" w:cs="Avenir Next" w:eastAsia="Avenir Next"/>
                 <w:color w:val="1A1A1A"/>
-                <w:sz w:val="20"/>
+                <w:sz w:val="22"/>
                 <w:szCs w:val="20"/>
               </w:rPr>
               <w:t xml:space="preserve">You will solve 7</w:t>
@@ -193,7 +195,7 @@
                 <w:rFonts w:ascii="Avenir Next" w:hAnsi="Avenir Next" w:cs="Avenir Next" w:eastAsia="Avenir Next"/>
                 <w:i/>
                 <w:color w:val="1A1A1A"/>
-                <w:sz w:val="20"/>
+                <w:sz w:val="22"/>
                 <w:szCs w:val="20"/>
               </w:rPr>
               <w:t xml:space="preserve">t</w:t>
@@ -202,7 +204,7 @@
               <w:rPr>
                 <w:rFonts w:ascii="Avenir Next" w:hAnsi="Avenir Next" w:cs="Avenir Next" w:eastAsia="Avenir Next"/>
                 <w:color w:val="1A1A1A"/>
-                <w:sz w:val="20"/>
+                <w:sz w:val="22"/>
                 <w:szCs w:val="20"/>
               </w:rPr>
               <w:t xml:space="preserve"> = 350 to find the tickets needed.</w:t>
@@ -222,6 +224,7 @@
           </w:tcPr>
           <w:p>
             <w:pPr>
+              <w:pStyle w:val="Heading2"/>
               <w:spacing w:before="0" w:after="0" w:line="252" w:lineRule="auto"/>
             </w:pPr>
             <w:r>
@@ -251,7 +254,7 @@
               <w:rPr>
                 <w:rFonts w:ascii="Avenir Next" w:hAnsi="Avenir Next" w:cs="Avenir Next" w:eastAsia="Avenir Next"/>
                 <w:color w:val="1A1A1A"/>
-                <w:sz w:val="20"/>
+                <w:sz w:val="22"/>
                 <w:szCs w:val="20"/>
               </w:rPr>
               <w:t xml:space="preserve">Solve an equation like 9</w:t>
@@ -261,7 +264,7 @@
                 <w:rFonts w:ascii="Avenir Next" w:hAnsi="Avenir Next" w:cs="Avenir Next" w:eastAsia="Avenir Next"/>
                 <w:i/>
                 <w:color w:val="1A1A1A"/>
-                <w:sz w:val="20"/>
+                <w:sz w:val="22"/>
                 <w:szCs w:val="20"/>
               </w:rPr>
               <w:t xml:space="preserve">m</w:t>
@@ -270,7 +273,7 @@
               <w:rPr>
                 <w:rFonts w:ascii="Avenir Next" w:hAnsi="Avenir Next" w:cs="Avenir Next" w:eastAsia="Avenir Next"/>
                 <w:color w:val="1A1A1A"/>
-                <w:sz w:val="20"/>
+                <w:sz w:val="22"/>
                 <w:szCs w:val="20"/>
               </w:rPr>
               <w:t xml:space="preserve"> = 108 by dividing both sides.  </w:t>
@@ -280,7 +283,7 @@
                 <w:rFonts w:ascii="Avenir Next" w:hAnsi="Avenir Next" w:cs="Avenir Next" w:eastAsia="Avenir Next"/>
                 <w:b/>
                 <w:color w:val="1A1A1A"/>
-                <w:sz w:val="20"/>
+                <w:sz w:val="22"/>
                 <w:szCs w:val="20"/>
               </w:rPr>
               <w:t xml:space="preserve">You will use it in Practice Form A, problems 1, 3, and 4.</w:t>
@@ -291,6 +294,7 @@
     </w:tbl>
     <w:p>
       <w:pPr>
+        <w:pStyle w:val="Heading2"/>
         <w:keepNext/>
         <w:pBdr>
           <w:bottom w:val="single" w:sz="8" w:space="3" w:color="003A70"/>
@@ -306,7 +310,7 @@
           <w:b/>
           <w:color w:val="003A70"/>
           <w:spacing w:val="14"/>
-          <w:sz w:val="19"/>
+          <w:sz w:val="22"/>
           <w:szCs w:val="19"/>
         </w:rPr>
         <w:t xml:space="preserve">STEPS TO FOLLOW</w:t>
@@ -325,7 +329,7 @@
           <w:rFonts w:ascii="Avenir Next" w:hAnsi="Avenir Next" w:cs="Avenir Next" w:eastAsia="Avenir Next"/>
           <w:i/>
           <w:color w:val="5A5F66"/>
-          <w:sz w:val="17"/>
+          <w:sz w:val="22"/>
           <w:szCs w:val="17"/>
         </w:rPr>
         <w:t xml:space="preserve">use these same steps on every problem</w:t>
@@ -367,6 +371,7 @@
           </w:tcPr>
           <w:p>
             <w:pPr>
+              <w:pStyle w:val="Heading1"/>
               <w:spacing w:before="0" w:after="0" w:line="240" w:lineRule="auto"/>
               <w:jc w:val="center"/>
             </w:pPr>
@@ -395,7 +400,7 @@
               <w:rPr>
                 <w:rFonts w:ascii="Avenir Next" w:hAnsi="Avenir Next" w:cs="Avenir Next" w:eastAsia="Avenir Next"/>
                 <w:color w:val="1A1A1A"/>
-                <w:sz w:val="21"/>
+                <w:sz w:val="22"/>
                 <w:szCs w:val="21"/>
               </w:rPr>
               <w:t xml:space="preserve">Find the </w:t>
@@ -405,7 +410,7 @@
                 <w:rFonts w:ascii="Avenir Next" w:hAnsi="Avenir Next" w:cs="Avenir Next" w:eastAsia="Avenir Next"/>
                 <w:b/>
                 <w:color w:val="1A1A1A"/>
-                <w:sz w:val="21"/>
+                <w:sz w:val="22"/>
                 <w:szCs w:val="21"/>
               </w:rPr>
               <w:t xml:space="preserve">number</w:t>
@@ -414,7 +419,7 @@
               <w:rPr>
                 <w:rFonts w:ascii="Avenir Next" w:hAnsi="Avenir Next" w:cs="Avenir Next" w:eastAsia="Avenir Next"/>
                 <w:color w:val="1A1A1A"/>
-                <w:sz w:val="21"/>
+                <w:sz w:val="22"/>
                 <w:szCs w:val="21"/>
               </w:rPr>
               <w:t xml:space="preserve"> multiplied by the letter.</w:t>
@@ -433,6 +438,7 @@
           </w:tcPr>
           <w:p>
             <w:pPr>
+              <w:pStyle w:val="Heading1"/>
               <w:spacing w:before="0" w:after="0" w:line="240" w:lineRule="auto"/>
               <w:jc w:val="center"/>
             </w:pPr>
@@ -462,7 +468,7 @@
                 <w:rFonts w:ascii="Avenir Next" w:hAnsi="Avenir Next" w:cs="Avenir Next" w:eastAsia="Avenir Next"/>
                 <w:b/>
                 <w:color w:val="1A1A1A"/>
-                <w:sz w:val="21"/>
+                <w:sz w:val="22"/>
                 <w:szCs w:val="21"/>
               </w:rPr>
               <w:t xml:space="preserve">Divide</w:t>
@@ -471,7 +477,7 @@
               <w:rPr>
                 <w:rFonts w:ascii="Avenir Next" w:hAnsi="Avenir Next" w:cs="Avenir Next" w:eastAsia="Avenir Next"/>
                 <w:color w:val="1A1A1A"/>
-                <w:sz w:val="21"/>
+                <w:sz w:val="22"/>
                 <w:szCs w:val="21"/>
               </w:rPr>
               <w:t xml:space="preserve"> both sides by that number.</w:t>
@@ -490,6 +496,7 @@
           </w:tcPr>
           <w:p>
             <w:pPr>
+              <w:pStyle w:val="Heading1"/>
               <w:spacing w:before="0" w:after="0" w:line="240" w:lineRule="auto"/>
               <w:jc w:val="center"/>
             </w:pPr>
@@ -519,7 +526,7 @@
                 <w:rFonts w:ascii="Avenir Next" w:hAnsi="Avenir Next" w:cs="Avenir Next" w:eastAsia="Avenir Next"/>
                 <w:b/>
                 <w:color w:val="1A1A1A"/>
-                <w:sz w:val="21"/>
+                <w:sz w:val="22"/>
                 <w:szCs w:val="21"/>
               </w:rPr>
               <w:t xml:space="preserve">Check</w:t>
@@ -528,7 +535,7 @@
               <w:rPr>
                 <w:rFonts w:ascii="Avenir Next" w:hAnsi="Avenir Next" w:cs="Avenir Next" w:eastAsia="Avenir Next"/>
                 <w:color w:val="1A1A1A"/>
-                <w:sz w:val="21"/>
+                <w:sz w:val="22"/>
                 <w:szCs w:val="21"/>
               </w:rPr>
               <w:t xml:space="preserve">: multiply your answer by the number.</w:t>
@@ -539,6 +546,7 @@
     </w:tbl>
     <w:p>
       <w:pPr>
+        <w:pStyle w:val="Heading2"/>
         <w:keepNext/>
         <w:pBdr>
           <w:bottom w:val="single" w:sz="8" w:space="3" w:color="003A70"/>
@@ -554,7 +562,7 @@
           <w:b/>
           <w:color w:val="003A70"/>
           <w:spacing w:val="14"/>
-          <w:sz w:val="19"/>
+          <w:sz w:val="22"/>
           <w:szCs w:val="19"/>
         </w:rPr>
         <w:t xml:space="preserve">WATCH ME</w:t>
@@ -573,7 +581,7 @@
           <w:rFonts w:ascii="Avenir Next" w:hAnsi="Avenir Next" w:cs="Avenir Next" w:eastAsia="Avenir Next"/>
           <w:i/>
           <w:color w:val="5A5F66"/>
-          <w:sz w:val="17"/>
+          <w:sz w:val="22"/>
           <w:szCs w:val="17"/>
         </w:rPr>
         <w:t xml:space="preserve">the steps in action</w:t>
@@ -588,7 +596,7 @@
           <w:rFonts w:ascii="Avenir Next" w:hAnsi="Avenir Next" w:cs="Avenir Next" w:eastAsia="Avenir Next"/>
           <w:b/>
           <w:color w:val="1A1A1A"/>
-          <w:sz w:val="21"/>
+          <w:sz w:val="22"/>
           <w:szCs w:val="21"/>
         </w:rPr>
         <w:t xml:space="preserve">6</w:t>
@@ -599,7 +607,7 @@
           <w:b/>
           <w:i/>
           <w:color w:val="1A1A1A"/>
-          <w:sz w:val="21"/>
+          <w:sz w:val="22"/>
           <w:szCs w:val="21"/>
         </w:rPr>
         <w:t xml:space="preserve">k</w:t>
@@ -609,7 +617,7 @@
           <w:rFonts w:ascii="Avenir Next" w:hAnsi="Avenir Next" w:cs="Avenir Next" w:eastAsia="Avenir Next"/>
           <w:b/>
           <w:color w:val="1A1A1A"/>
-          <w:sz w:val="21"/>
+          <w:sz w:val="22"/>
           <w:szCs w:val="21"/>
         </w:rPr>
         <w:t xml:space="preserve"> = 90</w:t>
@@ -628,25 +636,25 @@
           <w:rFonts w:ascii="Avenir Next" w:hAnsi="Avenir Next" w:cs="Avenir Next" w:eastAsia="Avenir Next"/>
           <w:b/>
           <w:color w:val="003A70"/>
+          <w:sz w:val="22"/>
+          <w:szCs w:val="19"/>
+        </w:rPr>
+        <w:t xml:space="preserve">Step 1</w:t>
+      </w:r>
+      <w:r>
+        <w:rPr>
+          <w:rFonts w:ascii="Avenir Next" w:hAnsi="Avenir Next" w:cs="Avenir Next" w:eastAsia="Avenir Next"/>
+          <w:color w:val="1A1A1A"/>
           <w:sz w:val="19"/>
           <w:szCs w:val="19"/>
         </w:rPr>
-        <w:t xml:space="preserve">Step 1</w:t>
-      </w:r>
-      <w:r>
-        <w:rPr>
-          <w:rFonts w:ascii="Avenir Next" w:hAnsi="Avenir Next" w:cs="Avenir Next" w:eastAsia="Avenir Next"/>
-          <w:color w:val="1A1A1A"/>
-          <w:sz w:val="19"/>
-          <w:szCs w:val="19"/>
-        </w:rPr>
         <w:tab/>
       </w:r>
       <w:r>
         <w:rPr>
           <w:rFonts w:ascii="Avenir Next" w:hAnsi="Avenir Next" w:cs="Avenir Next" w:eastAsia="Avenir Next"/>
           <w:color w:val="1A1A1A"/>
-          <w:sz w:val="21"/>
+          <w:sz w:val="22"/>
           <w:szCs w:val="21"/>
         </w:rPr>
         <w:t xml:space="preserve">The number is 6.</w:t>
@@ -665,25 +673,25 @@
           <w:rFonts w:ascii="Avenir Next" w:hAnsi="Avenir Next" w:cs="Avenir Next" w:eastAsia="Avenir Next"/>
           <w:b/>
           <w:color w:val="003A70"/>
+          <w:sz w:val="22"/>
+          <w:szCs w:val="19"/>
+        </w:rPr>
+        <w:t xml:space="preserve">Step 2</w:t>
+      </w:r>
+      <w:r>
+        <w:rPr>
+          <w:rFonts w:ascii="Avenir Next" w:hAnsi="Avenir Next" w:cs="Avenir Next" w:eastAsia="Avenir Next"/>
+          <w:color w:val="1A1A1A"/>
           <w:sz w:val="19"/>
           <w:szCs w:val="19"/>
         </w:rPr>
-        <w:t xml:space="preserve">Step 2</w:t>
-      </w:r>
-      <w:r>
-        <w:rPr>
-          <w:rFonts w:ascii="Avenir Next" w:hAnsi="Avenir Next" w:cs="Avenir Next" w:eastAsia="Avenir Next"/>
-          <w:color w:val="1A1A1A"/>
-          <w:sz w:val="19"/>
-          <w:szCs w:val="19"/>
-        </w:rPr>
         <w:tab/>
       </w:r>
       <w:r>
         <w:rPr>
           <w:rFonts w:ascii="Avenir Next" w:hAnsi="Avenir Next" w:cs="Avenir Next" w:eastAsia="Avenir Next"/>
           <w:color w:val="1A1A1A"/>
-          <w:sz w:val="21"/>
+          <w:sz w:val="22"/>
           <w:szCs w:val="21"/>
         </w:rPr>
         <w:t xml:space="preserve">90 ÷ 6 = 15, so </w:t>
@@ -693,7 +701,7 @@
           <w:rFonts w:ascii="Avenir Next" w:hAnsi="Avenir Next" w:cs="Avenir Next" w:eastAsia="Avenir Next"/>
           <w:i/>
           <w:color w:val="1A1A1A"/>
-          <w:sz w:val="21"/>
+          <w:sz w:val="22"/>
           <w:szCs w:val="21"/>
         </w:rPr>
         <w:t xml:space="preserve">k</w:t>
@@ -702,7 +710,7 @@
         <w:rPr>
           <w:rFonts w:ascii="Avenir Next" w:hAnsi="Avenir Next" w:cs="Avenir Next" w:eastAsia="Avenir Next"/>
           <w:color w:val="1A1A1A"/>
-          <w:sz w:val="21"/>
+          <w:sz w:val="22"/>
           <w:szCs w:val="21"/>
         </w:rPr>
         <w:t xml:space="preserve"> = 15.</w:t>
@@ -721,25 +729,25 @@
           <w:rFonts w:ascii="Avenir Next" w:hAnsi="Avenir Next" w:cs="Avenir Next" w:eastAsia="Avenir Next"/>
           <w:b/>
           <w:color w:val="003A70"/>
+          <w:sz w:val="22"/>
+          <w:szCs w:val="19"/>
+        </w:rPr>
+        <w:t xml:space="preserve">Step 3</w:t>
+      </w:r>
+      <w:r>
+        <w:rPr>
+          <w:rFonts w:ascii="Avenir Next" w:hAnsi="Avenir Next" w:cs="Avenir Next" w:eastAsia="Avenir Next"/>
+          <w:color w:val="1A1A1A"/>
           <w:sz w:val="19"/>
           <w:szCs w:val="19"/>
         </w:rPr>
-        <w:t xml:space="preserve">Step 3</w:t>
-      </w:r>
-      <w:r>
-        <w:rPr>
-          <w:rFonts w:ascii="Avenir Next" w:hAnsi="Avenir Next" w:cs="Avenir Next" w:eastAsia="Avenir Next"/>
-          <w:color w:val="1A1A1A"/>
-          <w:sz w:val="19"/>
-          <w:szCs w:val="19"/>
-        </w:rPr>
         <w:tab/>
       </w:r>
       <w:r>
         <w:rPr>
           <w:rFonts w:ascii="Avenir Next" w:hAnsi="Avenir Next" w:cs="Avenir Next" w:eastAsia="Avenir Next"/>
           <w:color w:val="1A1A1A"/>
-          <w:sz w:val="21"/>
+          <w:sz w:val="22"/>
           <w:szCs w:val="21"/>
         </w:rPr>
         <w:t xml:space="preserve">Check: 6 × 15 = 90.</w:t>
@@ -758,7 +766,7 @@
           <w:rFonts w:ascii="Avenir Next" w:hAnsi="Avenir Next" w:cs="Avenir Next" w:eastAsia="Avenir Next"/>
           <w:b/>
           <w:color w:val="1A1A1A"/>
-          <w:sz w:val="21"/>
+          <w:sz w:val="22"/>
           <w:szCs w:val="21"/>
         </w:rPr>
         <w:t xml:space="preserve">Answer</w:t>
@@ -778,7 +786,7 @@
           <w:b/>
           <w:i/>
           <w:color w:val="1A1A1A"/>
-          <w:sz w:val="21"/>
+          <w:sz w:val="22"/>
           <w:szCs w:val="21"/>
         </w:rPr>
         <w:t xml:space="preserve">k</w:t>
@@ -788,7 +796,7 @@
           <w:rFonts w:ascii="Avenir Next" w:hAnsi="Avenir Next" w:cs="Avenir Next" w:eastAsia="Avenir Next"/>
           <w:b/>
           <w:color w:val="1A1A1A"/>
-          <w:sz w:val="21"/>
+          <w:sz w:val="22"/>
           <w:szCs w:val="21"/>
         </w:rPr>
         <w:t xml:space="preserve"> = 15</w:t>
@@ -796,6 +804,7 @@
     </w:p>
     <w:p>
       <w:pPr>
+        <w:pStyle w:val="Heading2"/>
         <w:keepNext/>
         <w:pBdr>
           <w:bottom w:val="single" w:sz="8" w:space="3" w:color="003A70"/>
@@ -811,7 +820,7 @@
           <w:b/>
           <w:color w:val="003A70"/>
           <w:spacing w:val="14"/>
-          <w:sz w:val="19"/>
+          <w:sz w:val="22"/>
           <w:szCs w:val="19"/>
         </w:rPr>
         <w:t xml:space="preserve">TRY IT WITH HELP</w:t>
@@ -830,7 +839,7 @@
           <w:rFonts w:ascii="Avenir Next" w:hAnsi="Avenir Next" w:cs="Avenir Next" w:eastAsia="Avenir Next"/>
           <w:i/>
           <w:color w:val="5A5F66"/>
-          <w:sz w:val="17"/>
+          <w:sz w:val="22"/>
           <w:szCs w:val="17"/>
         </w:rPr>
         <w:t xml:space="preserve">fill in each step</w:t>
@@ -907,35 +916,35 @@
           <w:rFonts w:ascii="Avenir Next" w:hAnsi="Avenir Next" w:cs="Avenir Next" w:eastAsia="Avenir Next"/>
           <w:b/>
           <w:color w:val="003A70"/>
+          <w:sz w:val="22"/>
+          <w:szCs w:val="18"/>
+        </w:rPr>
+        <w:t xml:space="preserve">Step 1</w:t>
+      </w:r>
+      <w:r>
+        <w:rPr>
+          <w:rFonts w:ascii="Avenir Next" w:hAnsi="Avenir Next" w:cs="Avenir Next" w:eastAsia="Avenir Next"/>
+          <w:color w:val="1A1A1A"/>
           <w:sz w:val="18"/>
           <w:szCs w:val="18"/>
         </w:rPr>
-        <w:t xml:space="preserve">Step 1</w:t>
-      </w:r>
-      <w:r>
-        <w:rPr>
-          <w:rFonts w:ascii="Avenir Next" w:hAnsi="Avenir Next" w:cs="Avenir Next" w:eastAsia="Avenir Next"/>
-          <w:color w:val="1A1A1A"/>
-          <w:sz w:val="18"/>
-          <w:szCs w:val="18"/>
-        </w:rPr>
         <w:tab/>
       </w:r>
       <w:r>
         <w:rPr>
           <w:rFonts w:ascii="Avenir Next" w:hAnsi="Avenir Next" w:cs="Avenir Next" w:eastAsia="Avenir Next"/>
           <w:color w:val="1A1A1A"/>
+          <w:sz w:val="22"/>
+          <w:szCs w:val="21"/>
+        </w:rPr>
+        <w:t xml:space="preserve">The number is </w:t>
+      </w:r>
+      <w:r>
+        <w:rPr>
+          <w:rFonts w:ascii="Avenir Next" w:hAnsi="Avenir Next" w:cs="Avenir Next" w:eastAsia="Avenir Next"/>
+          <w:color w:val="1A1A1A"/>
           <w:sz w:val="21"/>
           <w:szCs w:val="21"/>
-        </w:rPr>
-        <w:t xml:space="preserve">The number is </w:t>
-      </w:r>
-      <w:r>
-        <w:rPr>
-          <w:rFonts w:ascii="Avenir Next" w:hAnsi="Avenir Next" w:cs="Avenir Next" w:eastAsia="Avenir Next"/>
-          <w:color w:val="1A1A1A"/>
-          <w:sz w:val="21"/>
-          <w:szCs w:val="21"/>
           <w:u w:val="single"/>
         </w:rPr>
         <w:t xml:space="preserve">                </w:t>
@@ -944,7 +953,7 @@
         <w:rPr>
           <w:rFonts w:ascii="Avenir Next" w:hAnsi="Avenir Next" w:cs="Avenir Next" w:eastAsia="Avenir Next"/>
           <w:color w:val="1A1A1A"/>
-          <w:sz w:val="21"/>
+          <w:sz w:val="22"/>
           <w:szCs w:val="21"/>
         </w:rPr>
         <w:t xml:space="preserve">.</w:t>
@@ -964,35 +973,35 @@
           <w:rFonts w:ascii="Avenir Next" w:hAnsi="Avenir Next" w:cs="Avenir Next" w:eastAsia="Avenir Next"/>
           <w:b/>
           <w:color w:val="003A70"/>
+          <w:sz w:val="22"/>
+          <w:szCs w:val="18"/>
+        </w:rPr>
+        <w:t xml:space="preserve">Step 2</w:t>
+      </w:r>
+      <w:r>
+        <w:rPr>
+          <w:rFonts w:ascii="Avenir Next" w:hAnsi="Avenir Next" w:cs="Avenir Next" w:eastAsia="Avenir Next"/>
+          <w:color w:val="1A1A1A"/>
           <w:sz w:val="18"/>
           <w:szCs w:val="18"/>
         </w:rPr>
-        <w:t xml:space="preserve">Step 2</w:t>
-      </w:r>
-      <w:r>
-        <w:rPr>
-          <w:rFonts w:ascii="Avenir Next" w:hAnsi="Avenir Next" w:cs="Avenir Next" w:eastAsia="Avenir Next"/>
-          <w:color w:val="1A1A1A"/>
-          <w:sz w:val="18"/>
-          <w:szCs w:val="18"/>
-        </w:rPr>
         <w:tab/>
       </w:r>
       <w:r>
         <w:rPr>
           <w:rFonts w:ascii="Avenir Next" w:hAnsi="Avenir Next" w:cs="Avenir Next" w:eastAsia="Avenir Next"/>
           <w:color w:val="1A1A1A"/>
+          <w:sz w:val="22"/>
+          <w:szCs w:val="21"/>
+        </w:rPr>
+        <w:t xml:space="preserve">63 ÷ 7 = </w:t>
+      </w:r>
+      <w:r>
+        <w:rPr>
+          <w:rFonts w:ascii="Avenir Next" w:hAnsi="Avenir Next" w:cs="Avenir Next" w:eastAsia="Avenir Next"/>
+          <w:color w:val="1A1A1A"/>
           <w:sz w:val="21"/>
           <w:szCs w:val="21"/>
-        </w:rPr>
-        <w:t xml:space="preserve">63 ÷ 7 = </w:t>
-      </w:r>
-      <w:r>
-        <w:rPr>
-          <w:rFonts w:ascii="Avenir Next" w:hAnsi="Avenir Next" w:cs="Avenir Next" w:eastAsia="Avenir Next"/>
-          <w:color w:val="1A1A1A"/>
-          <w:sz w:val="21"/>
-          <w:szCs w:val="21"/>
           <w:u w:val="single"/>
         </w:rPr>
         <w:t xml:space="preserve">                </w:t>
@@ -1001,7 +1010,7 @@
         <w:rPr>
           <w:rFonts w:ascii="Avenir Next" w:hAnsi="Avenir Next" w:cs="Avenir Next" w:eastAsia="Avenir Next"/>
           <w:color w:val="1A1A1A"/>
-          <w:sz w:val="21"/>
+          <w:sz w:val="22"/>
           <w:szCs w:val="21"/>
         </w:rPr>
         <w:t xml:space="preserve">, so </w:t>
@@ -1011,7 +1020,7 @@
           <w:rFonts w:ascii="Avenir Next" w:hAnsi="Avenir Next" w:cs="Avenir Next" w:eastAsia="Avenir Next"/>
           <w:i/>
           <w:color w:val="1A1A1A"/>
-          <w:sz w:val="21"/>
+          <w:sz w:val="22"/>
           <w:szCs w:val="21"/>
         </w:rPr>
         <w:t xml:space="preserve">n</w:t>
@@ -1020,7 +1029,7 @@
         <w:rPr>
           <w:rFonts w:ascii="Avenir Next" w:hAnsi="Avenir Next" w:cs="Avenir Next" w:eastAsia="Avenir Next"/>
           <w:color w:val="1A1A1A"/>
-          <w:sz w:val="21"/>
+          <w:sz w:val="22"/>
           <w:szCs w:val="21"/>
         </w:rPr>
         <w:t xml:space="preserve"> = 9.</w:t>
@@ -1040,25 +1049,25 @@
           <w:rFonts w:ascii="Avenir Next" w:hAnsi="Avenir Next" w:cs="Avenir Next" w:eastAsia="Avenir Next"/>
           <w:b/>
           <w:color w:val="003A70"/>
+          <w:sz w:val="22"/>
+          <w:szCs w:val="18"/>
+        </w:rPr>
+        <w:t xml:space="preserve">Step 3</w:t>
+      </w:r>
+      <w:r>
+        <w:rPr>
+          <w:rFonts w:ascii="Avenir Next" w:hAnsi="Avenir Next" w:cs="Avenir Next" w:eastAsia="Avenir Next"/>
+          <w:color w:val="1A1A1A"/>
           <w:sz w:val="18"/>
           <w:szCs w:val="18"/>
         </w:rPr>
-        <w:t xml:space="preserve">Step 3</w:t>
-      </w:r>
-      <w:r>
-        <w:rPr>
-          <w:rFonts w:ascii="Avenir Next" w:hAnsi="Avenir Next" w:cs="Avenir Next" w:eastAsia="Avenir Next"/>
-          <w:color w:val="1A1A1A"/>
-          <w:sz w:val="18"/>
-          <w:szCs w:val="18"/>
-        </w:rPr>
         <w:tab/>
       </w:r>
       <w:r>
         <w:rPr>
           <w:rFonts w:ascii="Avenir Next" w:hAnsi="Avenir Next" w:cs="Avenir Next" w:eastAsia="Avenir Next"/>
           <w:color w:val="1A1A1A"/>
-          <w:sz w:val="21"/>
+          <w:sz w:val="22"/>
           <w:szCs w:val="21"/>
         </w:rPr>
         <w:t xml:space="preserve">Check: 7 × 9 = </w:t>
@@ -1150,35 +1159,35 @@
           <w:rFonts w:ascii="Avenir Next" w:hAnsi="Avenir Next" w:cs="Avenir Next" w:eastAsia="Avenir Next"/>
           <w:b/>
           <w:color w:val="003A70"/>
+          <w:sz w:val="22"/>
+          <w:szCs w:val="18"/>
+        </w:rPr>
+        <w:t xml:space="preserve">Step 1</w:t>
+      </w:r>
+      <w:r>
+        <w:rPr>
+          <w:rFonts w:ascii="Avenir Next" w:hAnsi="Avenir Next" w:cs="Avenir Next" w:eastAsia="Avenir Next"/>
+          <w:color w:val="1A1A1A"/>
           <w:sz w:val="18"/>
           <w:szCs w:val="18"/>
         </w:rPr>
-        <w:t xml:space="preserve">Step 1</w:t>
-      </w:r>
-      <w:r>
-        <w:rPr>
-          <w:rFonts w:ascii="Avenir Next" w:hAnsi="Avenir Next" w:cs="Avenir Next" w:eastAsia="Avenir Next"/>
-          <w:color w:val="1A1A1A"/>
-          <w:sz w:val="18"/>
-          <w:szCs w:val="18"/>
-        </w:rPr>
         <w:tab/>
       </w:r>
       <w:r>
         <w:rPr>
           <w:rFonts w:ascii="Avenir Next" w:hAnsi="Avenir Next" w:cs="Avenir Next" w:eastAsia="Avenir Next"/>
           <w:color w:val="1A1A1A"/>
+          <w:sz w:val="22"/>
+          <w:szCs w:val="21"/>
+        </w:rPr>
+        <w:t xml:space="preserve">The number is </w:t>
+      </w:r>
+      <w:r>
+        <w:rPr>
+          <w:rFonts w:ascii="Avenir Next" w:hAnsi="Avenir Next" w:cs="Avenir Next" w:eastAsia="Avenir Next"/>
+          <w:color w:val="1A1A1A"/>
           <w:sz w:val="21"/>
           <w:szCs w:val="21"/>
-        </w:rPr>
-        <w:t xml:space="preserve">The number is </w:t>
-      </w:r>
-      <w:r>
-        <w:rPr>
-          <w:rFonts w:ascii="Avenir Next" w:hAnsi="Avenir Next" w:cs="Avenir Next" w:eastAsia="Avenir Next"/>
-          <w:color w:val="1A1A1A"/>
-          <w:sz w:val="21"/>
-          <w:szCs w:val="21"/>
           <w:u w:val="single"/>
         </w:rPr>
         <w:t xml:space="preserve">                </w:t>
@@ -1187,7 +1196,7 @@
         <w:rPr>
           <w:rFonts w:ascii="Avenir Next" w:hAnsi="Avenir Next" w:cs="Avenir Next" w:eastAsia="Avenir Next"/>
           <w:color w:val="1A1A1A"/>
-          <w:sz w:val="21"/>
+          <w:sz w:val="22"/>
           <w:szCs w:val="21"/>
         </w:rPr>
         <w:t xml:space="preserve">.</w:t>
@@ -1207,35 +1216,35 @@
           <w:rFonts w:ascii="Avenir Next" w:hAnsi="Avenir Next" w:cs="Avenir Next" w:eastAsia="Avenir Next"/>
           <w:b/>
           <w:color w:val="003A70"/>
+          <w:sz w:val="22"/>
+          <w:szCs w:val="18"/>
+        </w:rPr>
+        <w:t xml:space="preserve">Step 2</w:t>
+      </w:r>
+      <w:r>
+        <w:rPr>
+          <w:rFonts w:ascii="Avenir Next" w:hAnsi="Avenir Next" w:cs="Avenir Next" w:eastAsia="Avenir Next"/>
+          <w:color w:val="1A1A1A"/>
           <w:sz w:val="18"/>
           <w:szCs w:val="18"/>
         </w:rPr>
-        <w:t xml:space="preserve">Step 2</w:t>
-      </w:r>
-      <w:r>
-        <w:rPr>
-          <w:rFonts w:ascii="Avenir Next" w:hAnsi="Avenir Next" w:cs="Avenir Next" w:eastAsia="Avenir Next"/>
-          <w:color w:val="1A1A1A"/>
-          <w:sz w:val="18"/>
-          <w:szCs w:val="18"/>
-        </w:rPr>
         <w:tab/>
       </w:r>
       <w:r>
         <w:rPr>
           <w:rFonts w:ascii="Avenir Next" w:hAnsi="Avenir Next" w:cs="Avenir Next" w:eastAsia="Avenir Next"/>
           <w:color w:val="1A1A1A"/>
+          <w:sz w:val="22"/>
+          <w:szCs w:val="21"/>
+        </w:rPr>
+        <w:t xml:space="preserve">144 ÷ 12 = </w:t>
+      </w:r>
+      <w:r>
+        <w:rPr>
+          <w:rFonts w:ascii="Avenir Next" w:hAnsi="Avenir Next" w:cs="Avenir Next" w:eastAsia="Avenir Next"/>
+          <w:color w:val="1A1A1A"/>
           <w:sz w:val="21"/>
           <w:szCs w:val="21"/>
-        </w:rPr>
-        <w:t xml:space="preserve">144 ÷ 12 = </w:t>
-      </w:r>
-      <w:r>
-        <w:rPr>
-          <w:rFonts w:ascii="Avenir Next" w:hAnsi="Avenir Next" w:cs="Avenir Next" w:eastAsia="Avenir Next"/>
-          <w:color w:val="1A1A1A"/>
-          <w:sz w:val="21"/>
-          <w:szCs w:val="21"/>
           <w:u w:val="single"/>
         </w:rPr>
         <w:t xml:space="preserve">                </w:t>
@@ -1244,7 +1253,7 @@
         <w:rPr>
           <w:rFonts w:ascii="Avenir Next" w:hAnsi="Avenir Next" w:cs="Avenir Next" w:eastAsia="Avenir Next"/>
           <w:color w:val="1A1A1A"/>
-          <w:sz w:val="21"/>
+          <w:sz w:val="22"/>
           <w:szCs w:val="21"/>
         </w:rPr>
         <w:t xml:space="preserve">, so </w:t>
@@ -1254,7 +1263,7 @@
           <w:rFonts w:ascii="Avenir Next" w:hAnsi="Avenir Next" w:cs="Avenir Next" w:eastAsia="Avenir Next"/>
           <w:i/>
           <w:color w:val="1A1A1A"/>
-          <w:sz w:val="21"/>
+          <w:sz w:val="22"/>
           <w:szCs w:val="21"/>
         </w:rPr>
         <w:t xml:space="preserve">x</w:t>
@@ -1263,7 +1272,7 @@
         <w:rPr>
           <w:rFonts w:ascii="Avenir Next" w:hAnsi="Avenir Next" w:cs="Avenir Next" w:eastAsia="Avenir Next"/>
           <w:color w:val="1A1A1A"/>
-          <w:sz w:val="21"/>
+          <w:sz w:val="22"/>
           <w:szCs w:val="21"/>
         </w:rPr>
         <w:t xml:space="preserve"> = 12.</w:t>
@@ -1283,35 +1292,35 @@
           <w:rFonts w:ascii="Avenir Next" w:hAnsi="Avenir Next" w:cs="Avenir Next" w:eastAsia="Avenir Next"/>
           <w:b/>
           <w:color w:val="003A70"/>
+          <w:sz w:val="22"/>
+          <w:szCs w:val="18"/>
+        </w:rPr>
+        <w:t xml:space="preserve">Step 3</w:t>
+      </w:r>
+      <w:r>
+        <w:rPr>
+          <w:rFonts w:ascii="Avenir Next" w:hAnsi="Avenir Next" w:cs="Avenir Next" w:eastAsia="Avenir Next"/>
+          <w:color w:val="1A1A1A"/>
           <w:sz w:val="18"/>
           <w:szCs w:val="18"/>
         </w:rPr>
-        <w:t xml:space="preserve">Step 3</w:t>
-      </w:r>
-      <w:r>
-        <w:rPr>
-          <w:rFonts w:ascii="Avenir Next" w:hAnsi="Avenir Next" w:cs="Avenir Next" w:eastAsia="Avenir Next"/>
-          <w:color w:val="1A1A1A"/>
-          <w:sz w:val="18"/>
-          <w:szCs w:val="18"/>
-        </w:rPr>
         <w:tab/>
       </w:r>
       <w:r>
         <w:rPr>
           <w:rFonts w:ascii="Avenir Next" w:hAnsi="Avenir Next" w:cs="Avenir Next" w:eastAsia="Avenir Next"/>
           <w:color w:val="1A1A1A"/>
+          <w:sz w:val="22"/>
+          <w:szCs w:val="21"/>
+        </w:rPr>
+        <w:t xml:space="preserve">Check: 12 × 12 = </w:t>
+      </w:r>
+      <w:r>
+        <w:rPr>
+          <w:rFonts w:ascii="Avenir Next" w:hAnsi="Avenir Next" w:cs="Avenir Next" w:eastAsia="Avenir Next"/>
+          <w:color w:val="1A1A1A"/>
           <w:sz w:val="21"/>
           <w:szCs w:val="21"/>
-        </w:rPr>
-        <w:t xml:space="preserve">Check: 12 × 12 = </w:t>
-      </w:r>
-      <w:r>
-        <w:rPr>
-          <w:rFonts w:ascii="Avenir Next" w:hAnsi="Avenir Next" w:cs="Avenir Next" w:eastAsia="Avenir Next"/>
-          <w:color w:val="1A1A1A"/>
-          <w:sz w:val="21"/>
-          <w:szCs w:val="21"/>
           <w:u w:val="single"/>
         </w:rPr>
         <w:t xml:space="preserve">                </w:t>
@@ -1324,6 +1333,7 @@
     </w:p>
     <w:p>
       <w:pPr>
+        <w:pStyle w:val="Heading2"/>
         <w:keepNext/>
         <w:pBdr>
           <w:bottom w:val="single" w:sz="8" w:space="3" w:color="003A70"/>
@@ -1339,7 +1349,7 @@
           <w:b/>
           <w:color w:val="003A70"/>
           <w:spacing w:val="14"/>
-          <w:sz w:val="19"/>
+          <w:sz w:val="22"/>
           <w:szCs w:val="19"/>
         </w:rPr>
         <w:t xml:space="preserve">YOUR TURN</w:t>
@@ -1358,7 +1368,7 @@
           <w:rFonts w:ascii="Avenir Next" w:hAnsi="Avenir Next" w:cs="Avenir Next" w:eastAsia="Avenir Next"/>
           <w:i/>
           <w:color w:val="5A5F66"/>
-          <w:sz w:val="17"/>
+          <w:sz w:val="22"/>
           <w:szCs w:val="17"/>
         </w:rPr>
         <w:t xml:space="preserve">use the steps on your own</w:t>
@@ -1549,7 +1559,7 @@
                       <w:szCs w:val="22"/>
                       <w:u w:val="single"/>
                     </w:rPr>
-                    <w:t xml:space="preserve">        </w:t>
+                    <w:t xml:space="preserve">            </w:t>
                   </w:r>
                 </w:p>
               </w:tc>
@@ -1630,7 +1640,7 @@
                       <w:szCs w:val="22"/>
                       <w:u w:val="single"/>
                     </w:rPr>
-                    <w:t xml:space="preserve">        </w:t>
+                    <w:t xml:space="preserve">            </w:t>
                   </w:r>
                 </w:p>
               </w:tc>
@@ -1711,7 +1721,7 @@
                       <w:szCs w:val="22"/>
                       <w:u w:val="single"/>
                     </w:rPr>
-                    <w:t xml:space="preserve">        </w:t>
+                    <w:t xml:space="preserve">            </w:t>
                   </w:r>
                 </w:p>
               </w:tc>
@@ -1798,7 +1808,7 @@
                       <w:szCs w:val="22"/>
                       <w:u w:val="single"/>
                     </w:rPr>
-                    <w:t xml:space="preserve">        </w:t>
+                    <w:t xml:space="preserve">            </w:t>
                   </w:r>
                 </w:p>
               </w:tc>
@@ -1879,7 +1889,7 @@
                       <w:szCs w:val="22"/>
                       <w:u w:val="single"/>
                     </w:rPr>
-                    <w:t xml:space="preserve">        </w:t>
+                    <w:t xml:space="preserve">            </w:t>
                   </w:r>
                 </w:p>
               </w:tc>
@@ -1960,7 +1970,7 @@
                       <w:szCs w:val="22"/>
                       <w:u w:val="single"/>
                     </w:rPr>
-                    <w:t xml:space="preserve">        </w:t>
+                    <w:t xml:space="preserve">            </w:t>
                   </w:r>
                 </w:p>
               </w:tc>
@@ -1992,7 +2002,7 @@
           <w:caps/>
           <w:color w:val="003A70"/>
           <w:spacing w:val="12"/>
-          <w:sz w:val="19"/>
+          <w:sz w:val="22"/>
           <w:szCs w:val="19"/>
         </w:rPr>
         <w:t xml:space="preserve">Lesson 9-4  ·  Session 2  ·  Prerequisite Practice B  ·  Skill 2 of 2</w:t>
@@ -2000,6 +2010,7 @@
     </w:p>
     <w:p>
       <w:pPr>
+        <w:pStyle w:val="Heading1"/>
         <w:keepNext/>
         <w:spacing w:before="0" w:after="10" w:line="240" w:lineRule="auto"/>
       </w:pPr>
@@ -2025,7 +2036,7 @@
         <w:rPr>
           <w:rFonts w:ascii="Avenir Next" w:hAnsi="Avenir Next" w:cs="Avenir Next" w:eastAsia="Avenir Next"/>
           <w:color w:val="5A5F66"/>
-          <w:sz w:val="17"/>
+          <w:sz w:val="22"/>
           <w:szCs w:val="17"/>
         </w:rPr>
         <w:t xml:space="preserve">Builds on Lesson 8-2 Session 1 · 6.EE.B.7</w:t>
@@ -2068,6 +2079,7 @@
           </w:tcPr>
           <w:p>
             <w:pPr>
+              <w:pStyle w:val="Heading2"/>
               <w:spacing w:before="0" w:after="0" w:line="252" w:lineRule="auto"/>
             </w:pPr>
             <w:r>
@@ -2097,7 +2109,7 @@
               <w:rPr>
                 <w:rFonts w:ascii="Avenir Next" w:hAnsi="Avenir Next" w:cs="Avenir Next" w:eastAsia="Avenir Next"/>
                 <w:color w:val="1A1A1A"/>
-                <w:sz w:val="20"/>
+                <w:sz w:val="22"/>
                 <w:szCs w:val="20"/>
               </w:rPr>
               <w:t xml:space="preserve">You will take the $90 the class has from the $600 goal: 600 − 90.</w:t>
@@ -2117,6 +2129,7 @@
           </w:tcPr>
           <w:p>
             <w:pPr>
+              <w:pStyle w:val="Heading2"/>
               <w:spacing w:before="0" w:after="0" w:line="252" w:lineRule="auto"/>
             </w:pPr>
             <w:r>
@@ -2146,7 +2159,7 @@
               <w:rPr>
                 <w:rFonts w:ascii="Avenir Next" w:hAnsi="Avenir Next" w:cs="Avenir Next" w:eastAsia="Avenir Next"/>
                 <w:color w:val="1A1A1A"/>
-                <w:sz w:val="20"/>
+                <w:sz w:val="22"/>
                 <w:szCs w:val="20"/>
               </w:rPr>
               <w:t xml:space="preserve">Solve an equation like 90 + </w:t>
@@ -2156,7 +2169,7 @@
                 <w:rFonts w:ascii="Avenir Next" w:hAnsi="Avenir Next" w:cs="Avenir Next" w:eastAsia="Avenir Next"/>
                 <w:i/>
                 <w:color w:val="1A1A1A"/>
-                <w:sz w:val="20"/>
+                <w:sz w:val="22"/>
                 <w:szCs w:val="20"/>
               </w:rPr>
               <w:t xml:space="preserve">x</w:t>
@@ -2165,7 +2178,7 @@
               <w:rPr>
                 <w:rFonts w:ascii="Avenir Next" w:hAnsi="Avenir Next" w:cs="Avenir Next" w:eastAsia="Avenir Next"/>
                 <w:color w:val="1A1A1A"/>
-                <w:sz w:val="20"/>
+                <w:sz w:val="22"/>
                 <w:szCs w:val="20"/>
               </w:rPr>
               <w:t xml:space="preserve"> = 600 by subtracting.  </w:t>
@@ -2175,7 +2188,7 @@
                 <w:rFonts w:ascii="Avenir Next" w:hAnsi="Avenir Next" w:cs="Avenir Next" w:eastAsia="Avenir Next"/>
                 <w:b/>
                 <w:color w:val="1A1A1A"/>
-                <w:sz w:val="20"/>
+                <w:sz w:val="22"/>
                 <w:szCs w:val="20"/>
               </w:rPr>
               <w:t xml:space="preserve">You will use it in Practice Form A, problems 1 and 7.</w:t>
@@ -2186,6 +2199,7 @@
     </w:tbl>
     <w:p>
       <w:pPr>
+        <w:pStyle w:val="Heading2"/>
         <w:keepNext/>
         <w:pBdr>
           <w:bottom w:val="single" w:sz="8" w:space="3" w:color="003A70"/>
@@ -2201,7 +2215,7 @@
           <w:b/>
           <w:color w:val="003A70"/>
           <w:spacing w:val="14"/>
-          <w:sz w:val="19"/>
+          <w:sz w:val="22"/>
           <w:szCs w:val="19"/>
         </w:rPr>
         <w:t xml:space="preserve">STEPS TO FOLLOW</w:t>
@@ -2220,7 +2234,7 @@
           <w:rFonts w:ascii="Avenir Next" w:hAnsi="Avenir Next" w:cs="Avenir Next" w:eastAsia="Avenir Next"/>
           <w:i/>
           <w:color w:val="5A5F66"/>
-          <w:sz w:val="17"/>
+          <w:sz w:val="22"/>
           <w:szCs w:val="17"/>
         </w:rPr>
         <w:t xml:space="preserve">use these same steps on every problem</w:t>
@@ -2262,6 +2276,7 @@
           </w:tcPr>
           <w:p>
             <w:pPr>
+              <w:pStyle w:val="Heading1"/>
               <w:spacing w:before="0" w:after="0" w:line="240" w:lineRule="auto"/>
               <w:jc w:val="center"/>
             </w:pPr>
@@ -2290,7 +2305,7 @@
               <w:rPr>
                 <w:rFonts w:ascii="Avenir Next" w:hAnsi="Avenir Next" w:cs="Avenir Next" w:eastAsia="Avenir Next"/>
                 <w:color w:val="1A1A1A"/>
-                <w:sz w:val="21"/>
+                <w:sz w:val="22"/>
                 <w:szCs w:val="21"/>
               </w:rPr>
               <w:t xml:space="preserve">Find the </w:t>
@@ -2300,7 +2315,7 @@
                 <w:rFonts w:ascii="Avenir Next" w:hAnsi="Avenir Next" w:cs="Avenir Next" w:eastAsia="Avenir Next"/>
                 <w:b/>
                 <w:color w:val="1A1A1A"/>
-                <w:sz w:val="21"/>
+                <w:sz w:val="22"/>
                 <w:szCs w:val="21"/>
               </w:rPr>
               <w:t xml:space="preserve">number</w:t>
@@ -2309,7 +2324,7 @@
               <w:rPr>
                 <w:rFonts w:ascii="Avenir Next" w:hAnsi="Avenir Next" w:cs="Avenir Next" w:eastAsia="Avenir Next"/>
                 <w:color w:val="1A1A1A"/>
-                <w:sz w:val="21"/>
+                <w:sz w:val="22"/>
                 <w:szCs w:val="21"/>
               </w:rPr>
               <w:t xml:space="preserve"> added to the letter.</w:t>
@@ -2328,6 +2343,7 @@
           </w:tcPr>
           <w:p>
             <w:pPr>
+              <w:pStyle w:val="Heading1"/>
               <w:spacing w:before="0" w:after="0" w:line="240" w:lineRule="auto"/>
               <w:jc w:val="center"/>
             </w:pPr>
@@ -2357,7 +2373,7 @@
                 <w:rFonts w:ascii="Avenir Next" w:hAnsi="Avenir Next" w:cs="Avenir Next" w:eastAsia="Avenir Next"/>
                 <w:b/>
                 <w:color w:val="1A1A1A"/>
-                <w:sz w:val="21"/>
+                <w:sz w:val="22"/>
                 <w:szCs w:val="21"/>
               </w:rPr>
               <w:t xml:space="preserve">Subtract</w:t>
@@ -2366,7 +2382,7 @@
               <w:rPr>
                 <w:rFonts w:ascii="Avenir Next" w:hAnsi="Avenir Next" w:cs="Avenir Next" w:eastAsia="Avenir Next"/>
                 <w:color w:val="1A1A1A"/>
-                <w:sz w:val="21"/>
+                <w:sz w:val="22"/>
                 <w:szCs w:val="21"/>
               </w:rPr>
               <w:t xml:space="preserve"> that number from both sides.</w:t>
@@ -2385,6 +2401,7 @@
           </w:tcPr>
           <w:p>
             <w:pPr>
+              <w:pStyle w:val="Heading1"/>
               <w:spacing w:before="0" w:after="0" w:line="240" w:lineRule="auto"/>
               <w:jc w:val="center"/>
             </w:pPr>
@@ -2414,7 +2431,7 @@
                 <w:rFonts w:ascii="Avenir Next" w:hAnsi="Avenir Next" w:cs="Avenir Next" w:eastAsia="Avenir Next"/>
                 <w:b/>
                 <w:color w:val="1A1A1A"/>
-                <w:sz w:val="21"/>
+                <w:sz w:val="22"/>
                 <w:szCs w:val="21"/>
               </w:rPr>
               <w:t xml:space="preserve">Check</w:t>
@@ -2423,7 +2440,7 @@
               <w:rPr>
                 <w:rFonts w:ascii="Avenir Next" w:hAnsi="Avenir Next" w:cs="Avenir Next" w:eastAsia="Avenir Next"/>
                 <w:color w:val="1A1A1A"/>
-                <w:sz w:val="21"/>
+                <w:sz w:val="22"/>
                 <w:szCs w:val="21"/>
               </w:rPr>
               <w:t xml:space="preserve">: add your answer and the number.</w:t>
@@ -2434,6 +2451,7 @@
     </w:tbl>
     <w:p>
       <w:pPr>
+        <w:pStyle w:val="Heading2"/>
         <w:keepNext/>
         <w:pBdr>
           <w:bottom w:val="single" w:sz="8" w:space="3" w:color="003A70"/>
@@ -2449,7 +2467,7 @@
           <w:b/>
           <w:color w:val="003A70"/>
           <w:spacing w:val="14"/>
-          <w:sz w:val="19"/>
+          <w:sz w:val="22"/>
           <w:szCs w:val="19"/>
         </w:rPr>
         <w:t xml:space="preserve">WATCH ME</w:t>
@@ -2468,7 +2486,7 @@
           <w:rFonts w:ascii="Avenir Next" w:hAnsi="Avenir Next" w:cs="Avenir Next" w:eastAsia="Avenir Next"/>
           <w:i/>
           <w:color w:val="5A5F66"/>
-          <w:sz w:val="17"/>
+          <w:sz w:val="22"/>
           <w:szCs w:val="17"/>
         </w:rPr>
         <w:t xml:space="preserve">the steps in action</w:t>
@@ -2484,7 +2502,7 @@
           <w:b/>
           <w:i/>
           <w:color w:val="1A1A1A"/>
-          <w:sz w:val="21"/>
+          <w:sz w:val="22"/>
           <w:szCs w:val="21"/>
         </w:rPr>
         <w:t xml:space="preserve">x</w:t>
@@ -2494,7 +2512,7 @@
           <w:rFonts w:ascii="Avenir Next" w:hAnsi="Avenir Next" w:cs="Avenir Next" w:eastAsia="Avenir Next"/>
           <w:b/>
           <w:color w:val="1A1A1A"/>
-          <w:sz w:val="21"/>
+          <w:sz w:val="22"/>
           <w:szCs w:val="21"/>
         </w:rPr>
         <w:t xml:space="preserve"> + 15 = 42</w:t>
@@ -2513,25 +2531,25 @@
           <w:rFonts w:ascii="Avenir Next" w:hAnsi="Avenir Next" w:cs="Avenir Next" w:eastAsia="Avenir Next"/>
           <w:b/>
           <w:color w:val="003A70"/>
+          <w:sz w:val="22"/>
+          <w:szCs w:val="19"/>
+        </w:rPr>
+        <w:t xml:space="preserve">Step 1</w:t>
+      </w:r>
+      <w:r>
+        <w:rPr>
+          <w:rFonts w:ascii="Avenir Next" w:hAnsi="Avenir Next" w:cs="Avenir Next" w:eastAsia="Avenir Next"/>
+          <w:color w:val="1A1A1A"/>
           <w:sz w:val="19"/>
           <w:szCs w:val="19"/>
         </w:rPr>
-        <w:t xml:space="preserve">Step 1</w:t>
-      </w:r>
-      <w:r>
-        <w:rPr>
-          <w:rFonts w:ascii="Avenir Next" w:hAnsi="Avenir Next" w:cs="Avenir Next" w:eastAsia="Avenir Next"/>
-          <w:color w:val="1A1A1A"/>
-          <w:sz w:val="19"/>
-          <w:szCs w:val="19"/>
-        </w:rPr>
         <w:tab/>
       </w:r>
       <w:r>
         <w:rPr>
           <w:rFonts w:ascii="Avenir Next" w:hAnsi="Avenir Next" w:cs="Avenir Next" w:eastAsia="Avenir Next"/>
           <w:color w:val="1A1A1A"/>
-          <w:sz w:val="21"/>
+          <w:sz w:val="22"/>
           <w:szCs w:val="21"/>
         </w:rPr>
         <w:t xml:space="preserve">The number is 15.</w:t>
@@ -2550,25 +2568,25 @@
           <w:rFonts w:ascii="Avenir Next" w:hAnsi="Avenir Next" w:cs="Avenir Next" w:eastAsia="Avenir Next"/>
           <w:b/>
           <w:color w:val="003A70"/>
+          <w:sz w:val="22"/>
+          <w:szCs w:val="19"/>
+        </w:rPr>
+        <w:t xml:space="preserve">Step 2</w:t>
+      </w:r>
+      <w:r>
+        <w:rPr>
+          <w:rFonts w:ascii="Avenir Next" w:hAnsi="Avenir Next" w:cs="Avenir Next" w:eastAsia="Avenir Next"/>
+          <w:color w:val="1A1A1A"/>
           <w:sz w:val="19"/>
           <w:szCs w:val="19"/>
         </w:rPr>
-        <w:t xml:space="preserve">Step 2</w:t>
-      </w:r>
-      <w:r>
-        <w:rPr>
-          <w:rFonts w:ascii="Avenir Next" w:hAnsi="Avenir Next" w:cs="Avenir Next" w:eastAsia="Avenir Next"/>
-          <w:color w:val="1A1A1A"/>
-          <w:sz w:val="19"/>
-          <w:szCs w:val="19"/>
-        </w:rPr>
         <w:tab/>
       </w:r>
       <w:r>
         <w:rPr>
           <w:rFonts w:ascii="Avenir Next" w:hAnsi="Avenir Next" w:cs="Avenir Next" w:eastAsia="Avenir Next"/>
           <w:color w:val="1A1A1A"/>
-          <w:sz w:val="21"/>
+          <w:sz w:val="22"/>
           <w:szCs w:val="21"/>
         </w:rPr>
         <w:t xml:space="preserve">42 − 15 = 27, so </w:t>
@@ -2578,7 +2596,7 @@
           <w:rFonts w:ascii="Avenir Next" w:hAnsi="Avenir Next" w:cs="Avenir Next" w:eastAsia="Avenir Next"/>
           <w:i/>
           <w:color w:val="1A1A1A"/>
-          <w:sz w:val="21"/>
+          <w:sz w:val="22"/>
           <w:szCs w:val="21"/>
         </w:rPr>
         <w:t xml:space="preserve">x</w:t>
@@ -2587,7 +2605,7 @@
         <w:rPr>
           <w:rFonts w:ascii="Avenir Next" w:hAnsi="Avenir Next" w:cs="Avenir Next" w:eastAsia="Avenir Next"/>
           <w:color w:val="1A1A1A"/>
-          <w:sz w:val="21"/>
+          <w:sz w:val="22"/>
           <w:szCs w:val="21"/>
         </w:rPr>
         <w:t xml:space="preserve"> = 27.</w:t>
@@ -2606,25 +2624,25 @@
           <w:rFonts w:ascii="Avenir Next" w:hAnsi="Avenir Next" w:cs="Avenir Next" w:eastAsia="Avenir Next"/>
           <w:b/>
           <w:color w:val="003A70"/>
+          <w:sz w:val="22"/>
+          <w:szCs w:val="19"/>
+        </w:rPr>
+        <w:t xml:space="preserve">Step 3</w:t>
+      </w:r>
+      <w:r>
+        <w:rPr>
+          <w:rFonts w:ascii="Avenir Next" w:hAnsi="Avenir Next" w:cs="Avenir Next" w:eastAsia="Avenir Next"/>
+          <w:color w:val="1A1A1A"/>
           <w:sz w:val="19"/>
           <w:szCs w:val="19"/>
         </w:rPr>
-        <w:t xml:space="preserve">Step 3</w:t>
-      </w:r>
-      <w:r>
-        <w:rPr>
-          <w:rFonts w:ascii="Avenir Next" w:hAnsi="Avenir Next" w:cs="Avenir Next" w:eastAsia="Avenir Next"/>
-          <w:color w:val="1A1A1A"/>
-          <w:sz w:val="19"/>
-          <w:szCs w:val="19"/>
-        </w:rPr>
         <w:tab/>
       </w:r>
       <w:r>
         <w:rPr>
           <w:rFonts w:ascii="Avenir Next" w:hAnsi="Avenir Next" w:cs="Avenir Next" w:eastAsia="Avenir Next"/>
           <w:color w:val="1A1A1A"/>
-          <w:sz w:val="21"/>
+          <w:sz w:val="22"/>
           <w:szCs w:val="21"/>
         </w:rPr>
         <w:t xml:space="preserve">Check: 27 + 15 = 42.</w:t>
@@ -2643,7 +2661,7 @@
           <w:rFonts w:ascii="Avenir Next" w:hAnsi="Avenir Next" w:cs="Avenir Next" w:eastAsia="Avenir Next"/>
           <w:b/>
           <w:color w:val="1A1A1A"/>
-          <w:sz w:val="21"/>
+          <w:sz w:val="22"/>
           <w:szCs w:val="21"/>
         </w:rPr>
         <w:t xml:space="preserve">Answer</w:t>
@@ -2663,7 +2681,7 @@
           <w:b/>
           <w:i/>
           <w:color w:val="1A1A1A"/>
-          <w:sz w:val="21"/>
+          <w:sz w:val="22"/>
           <w:szCs w:val="21"/>
         </w:rPr>
         <w:t xml:space="preserve">x</w:t>
@@ -2673,7 +2691,7 @@
           <w:rFonts w:ascii="Avenir Next" w:hAnsi="Avenir Next" w:cs="Avenir Next" w:eastAsia="Avenir Next"/>
           <w:b/>
           <w:color w:val="1A1A1A"/>
-          <w:sz w:val="21"/>
+          <w:sz w:val="22"/>
           <w:szCs w:val="21"/>
         </w:rPr>
         <w:t xml:space="preserve"> = 27</w:t>
@@ -2681,6 +2699,7 @@
     </w:p>
     <w:p>
       <w:pPr>
+        <w:pStyle w:val="Heading2"/>
         <w:keepNext/>
         <w:pBdr>
           <w:bottom w:val="single" w:sz="8" w:space="3" w:color="003A70"/>
@@ -2696,7 +2715,7 @@
           <w:b/>
           <w:color w:val="003A70"/>
           <w:spacing w:val="14"/>
-          <w:sz w:val="19"/>
+          <w:sz w:val="22"/>
           <w:szCs w:val="19"/>
         </w:rPr>
         <w:t xml:space="preserve">TRY IT WITH HELP</w:t>
@@ -2715,7 +2734,7 @@
           <w:rFonts w:ascii="Avenir Next" w:hAnsi="Avenir Next" w:cs="Avenir Next" w:eastAsia="Avenir Next"/>
           <w:i/>
           <w:color w:val="5A5F66"/>
-          <w:sz w:val="17"/>
+          <w:sz w:val="22"/>
           <w:szCs w:val="17"/>
         </w:rPr>
         <w:t xml:space="preserve">fill in each step</w:t>
@@ -2783,35 +2802,35 @@
           <w:rFonts w:ascii="Avenir Next" w:hAnsi="Avenir Next" w:cs="Avenir Next" w:eastAsia="Avenir Next"/>
           <w:b/>
           <w:color w:val="003A70"/>
+          <w:sz w:val="22"/>
+          <w:szCs w:val="18"/>
+        </w:rPr>
+        <w:t xml:space="preserve">Step 1</w:t>
+      </w:r>
+      <w:r>
+        <w:rPr>
+          <w:rFonts w:ascii="Avenir Next" w:hAnsi="Avenir Next" w:cs="Avenir Next" w:eastAsia="Avenir Next"/>
+          <w:color w:val="1A1A1A"/>
           <w:sz w:val="18"/>
           <w:szCs w:val="18"/>
         </w:rPr>
-        <w:t xml:space="preserve">Step 1</w:t>
-      </w:r>
-      <w:r>
-        <w:rPr>
-          <w:rFonts w:ascii="Avenir Next" w:hAnsi="Avenir Next" w:cs="Avenir Next" w:eastAsia="Avenir Next"/>
-          <w:color w:val="1A1A1A"/>
-          <w:sz w:val="18"/>
-          <w:szCs w:val="18"/>
-        </w:rPr>
         <w:tab/>
       </w:r>
       <w:r>
         <w:rPr>
           <w:rFonts w:ascii="Avenir Next" w:hAnsi="Avenir Next" w:cs="Avenir Next" w:eastAsia="Avenir Next"/>
           <w:color w:val="1A1A1A"/>
+          <w:sz w:val="22"/>
+          <w:szCs w:val="21"/>
+        </w:rPr>
+        <w:t xml:space="preserve">The number is </w:t>
+      </w:r>
+      <w:r>
+        <w:rPr>
+          <w:rFonts w:ascii="Avenir Next" w:hAnsi="Avenir Next" w:cs="Avenir Next" w:eastAsia="Avenir Next"/>
+          <w:color w:val="1A1A1A"/>
           <w:sz w:val="21"/>
           <w:szCs w:val="21"/>
-        </w:rPr>
-        <w:t xml:space="preserve">The number is </w:t>
-      </w:r>
-      <w:r>
-        <w:rPr>
-          <w:rFonts w:ascii="Avenir Next" w:hAnsi="Avenir Next" w:cs="Avenir Next" w:eastAsia="Avenir Next"/>
-          <w:color w:val="1A1A1A"/>
-          <w:sz w:val="21"/>
-          <w:szCs w:val="21"/>
           <w:u w:val="single"/>
         </w:rPr>
         <w:t xml:space="preserve">                </w:t>
@@ -2820,7 +2839,7 @@
         <w:rPr>
           <w:rFonts w:ascii="Avenir Next" w:hAnsi="Avenir Next" w:cs="Avenir Next" w:eastAsia="Avenir Next"/>
           <w:color w:val="1A1A1A"/>
-          <w:sz w:val="21"/>
+          <w:sz w:val="22"/>
           <w:szCs w:val="21"/>
         </w:rPr>
         <w:t xml:space="preserve">.</w:t>
@@ -2840,35 +2859,35 @@
           <w:rFonts w:ascii="Avenir Next" w:hAnsi="Avenir Next" w:cs="Avenir Next" w:eastAsia="Avenir Next"/>
           <w:b/>
           <w:color w:val="003A70"/>
+          <w:sz w:val="22"/>
+          <w:szCs w:val="18"/>
+        </w:rPr>
+        <w:t xml:space="preserve">Step 2</w:t>
+      </w:r>
+      <w:r>
+        <w:rPr>
+          <w:rFonts w:ascii="Avenir Next" w:hAnsi="Avenir Next" w:cs="Avenir Next" w:eastAsia="Avenir Next"/>
+          <w:color w:val="1A1A1A"/>
           <w:sz w:val="18"/>
           <w:szCs w:val="18"/>
         </w:rPr>
-        <w:t xml:space="preserve">Step 2</w:t>
-      </w:r>
-      <w:r>
-        <w:rPr>
-          <w:rFonts w:ascii="Avenir Next" w:hAnsi="Avenir Next" w:cs="Avenir Next" w:eastAsia="Avenir Next"/>
-          <w:color w:val="1A1A1A"/>
-          <w:sz w:val="18"/>
-          <w:szCs w:val="18"/>
-        </w:rPr>
         <w:tab/>
       </w:r>
       <w:r>
         <w:rPr>
           <w:rFonts w:ascii="Avenir Next" w:hAnsi="Avenir Next" w:cs="Avenir Next" w:eastAsia="Avenir Next"/>
           <w:color w:val="1A1A1A"/>
+          <w:sz w:val="22"/>
+          <w:szCs w:val="21"/>
+        </w:rPr>
+        <w:t xml:space="preserve">95 − 30 = </w:t>
+      </w:r>
+      <w:r>
+        <w:rPr>
+          <w:rFonts w:ascii="Avenir Next" w:hAnsi="Avenir Next" w:cs="Avenir Next" w:eastAsia="Avenir Next"/>
+          <w:color w:val="1A1A1A"/>
           <w:sz w:val="21"/>
           <w:szCs w:val="21"/>
-        </w:rPr>
-        <w:t xml:space="preserve">95 − 30 = </w:t>
-      </w:r>
-      <w:r>
-        <w:rPr>
-          <w:rFonts w:ascii="Avenir Next" w:hAnsi="Avenir Next" w:cs="Avenir Next" w:eastAsia="Avenir Next"/>
-          <w:color w:val="1A1A1A"/>
-          <w:sz w:val="21"/>
-          <w:szCs w:val="21"/>
           <w:u w:val="single"/>
         </w:rPr>
         <w:t xml:space="preserve">                </w:t>
@@ -2877,7 +2896,7 @@
         <w:rPr>
           <w:rFonts w:ascii="Avenir Next" w:hAnsi="Avenir Next" w:cs="Avenir Next" w:eastAsia="Avenir Next"/>
           <w:color w:val="1A1A1A"/>
-          <w:sz w:val="21"/>
+          <w:sz w:val="22"/>
           <w:szCs w:val="21"/>
         </w:rPr>
         <w:t xml:space="preserve">, so </w:t>
@@ -2887,7 +2906,7 @@
           <w:rFonts w:ascii="Avenir Next" w:hAnsi="Avenir Next" w:cs="Avenir Next" w:eastAsia="Avenir Next"/>
           <w:i/>
           <w:color w:val="1A1A1A"/>
-          <w:sz w:val="21"/>
+          <w:sz w:val="22"/>
           <w:szCs w:val="21"/>
         </w:rPr>
         <w:t xml:space="preserve">n</w:t>
@@ -2896,7 +2915,7 @@
         <w:rPr>
           <w:rFonts w:ascii="Avenir Next" w:hAnsi="Avenir Next" w:cs="Avenir Next" w:eastAsia="Avenir Next"/>
           <w:color w:val="1A1A1A"/>
-          <w:sz w:val="21"/>
+          <w:sz w:val="22"/>
           <w:szCs w:val="21"/>
         </w:rPr>
         <w:t xml:space="preserve"> = 65.</w:t>
@@ -2916,25 +2935,25 @@
           <w:rFonts w:ascii="Avenir Next" w:hAnsi="Avenir Next" w:cs="Avenir Next" w:eastAsia="Avenir Next"/>
           <w:b/>
           <w:color w:val="003A70"/>
+          <w:sz w:val="22"/>
+          <w:szCs w:val="18"/>
+        </w:rPr>
+        <w:t xml:space="preserve">Step 3</w:t>
+      </w:r>
+      <w:r>
+        <w:rPr>
+          <w:rFonts w:ascii="Avenir Next" w:hAnsi="Avenir Next" w:cs="Avenir Next" w:eastAsia="Avenir Next"/>
+          <w:color w:val="1A1A1A"/>
           <w:sz w:val="18"/>
           <w:szCs w:val="18"/>
         </w:rPr>
-        <w:t xml:space="preserve">Step 3</w:t>
-      </w:r>
-      <w:r>
-        <w:rPr>
-          <w:rFonts w:ascii="Avenir Next" w:hAnsi="Avenir Next" w:cs="Avenir Next" w:eastAsia="Avenir Next"/>
-          <w:color w:val="1A1A1A"/>
-          <w:sz w:val="18"/>
-          <w:szCs w:val="18"/>
-        </w:rPr>
         <w:tab/>
       </w:r>
       <w:r>
         <w:rPr>
           <w:rFonts w:ascii="Avenir Next" w:hAnsi="Avenir Next" w:cs="Avenir Next" w:eastAsia="Avenir Next"/>
           <w:color w:val="1A1A1A"/>
-          <w:sz w:val="21"/>
+          <w:sz w:val="22"/>
           <w:szCs w:val="21"/>
         </w:rPr>
         <w:t xml:space="preserve">Check: 65 + 30 = </w:t>
@@ -3017,35 +3036,35 @@
           <w:rFonts w:ascii="Avenir Next" w:hAnsi="Avenir Next" w:cs="Avenir Next" w:eastAsia="Avenir Next"/>
           <w:b/>
           <w:color w:val="003A70"/>
+          <w:sz w:val="22"/>
+          <w:szCs w:val="18"/>
+        </w:rPr>
+        <w:t xml:space="preserve">Step 1</w:t>
+      </w:r>
+      <w:r>
+        <w:rPr>
+          <w:rFonts w:ascii="Avenir Next" w:hAnsi="Avenir Next" w:cs="Avenir Next" w:eastAsia="Avenir Next"/>
+          <w:color w:val="1A1A1A"/>
           <w:sz w:val="18"/>
           <w:szCs w:val="18"/>
         </w:rPr>
-        <w:t xml:space="preserve">Step 1</w:t>
-      </w:r>
-      <w:r>
-        <w:rPr>
-          <w:rFonts w:ascii="Avenir Next" w:hAnsi="Avenir Next" w:cs="Avenir Next" w:eastAsia="Avenir Next"/>
-          <w:color w:val="1A1A1A"/>
-          <w:sz w:val="18"/>
-          <w:szCs w:val="18"/>
-        </w:rPr>
         <w:tab/>
       </w:r>
       <w:r>
         <w:rPr>
           <w:rFonts w:ascii="Avenir Next" w:hAnsi="Avenir Next" w:cs="Avenir Next" w:eastAsia="Avenir Next"/>
           <w:color w:val="1A1A1A"/>
+          <w:sz w:val="22"/>
+          <w:szCs w:val="21"/>
+        </w:rPr>
+        <w:t xml:space="preserve">The number is </w:t>
+      </w:r>
+      <w:r>
+        <w:rPr>
+          <w:rFonts w:ascii="Avenir Next" w:hAnsi="Avenir Next" w:cs="Avenir Next" w:eastAsia="Avenir Next"/>
+          <w:color w:val="1A1A1A"/>
           <w:sz w:val="21"/>
           <w:szCs w:val="21"/>
-        </w:rPr>
-        <w:t xml:space="preserve">The number is </w:t>
-      </w:r>
-      <w:r>
-        <w:rPr>
-          <w:rFonts w:ascii="Avenir Next" w:hAnsi="Avenir Next" w:cs="Avenir Next" w:eastAsia="Avenir Next"/>
-          <w:color w:val="1A1A1A"/>
-          <w:sz w:val="21"/>
-          <w:szCs w:val="21"/>
           <w:u w:val="single"/>
         </w:rPr>
         <w:t xml:space="preserve">                </w:t>
@@ -3054,7 +3073,7 @@
         <w:rPr>
           <w:rFonts w:ascii="Avenir Next" w:hAnsi="Avenir Next" w:cs="Avenir Next" w:eastAsia="Avenir Next"/>
           <w:color w:val="1A1A1A"/>
-          <w:sz w:val="21"/>
+          <w:sz w:val="22"/>
           <w:szCs w:val="21"/>
         </w:rPr>
         <w:t xml:space="preserve">.</w:t>
@@ -3074,35 +3093,35 @@
           <w:rFonts w:ascii="Avenir Next" w:hAnsi="Avenir Next" w:cs="Avenir Next" w:eastAsia="Avenir Next"/>
           <w:b/>
           <w:color w:val="003A70"/>
+          <w:sz w:val="22"/>
+          <w:szCs w:val="18"/>
+        </w:rPr>
+        <w:t xml:space="preserve">Step 2</w:t>
+      </w:r>
+      <w:r>
+        <w:rPr>
+          <w:rFonts w:ascii="Avenir Next" w:hAnsi="Avenir Next" w:cs="Avenir Next" w:eastAsia="Avenir Next"/>
+          <w:color w:val="1A1A1A"/>
           <w:sz w:val="18"/>
           <w:szCs w:val="18"/>
         </w:rPr>
-        <w:t xml:space="preserve">Step 2</w:t>
-      </w:r>
-      <w:r>
-        <w:rPr>
-          <w:rFonts w:ascii="Avenir Next" w:hAnsi="Avenir Next" w:cs="Avenir Next" w:eastAsia="Avenir Next"/>
-          <w:color w:val="1A1A1A"/>
-          <w:sz w:val="18"/>
-          <w:szCs w:val="18"/>
-        </w:rPr>
         <w:tab/>
       </w:r>
       <w:r>
         <w:rPr>
           <w:rFonts w:ascii="Avenir Next" w:hAnsi="Avenir Next" w:cs="Avenir Next" w:eastAsia="Avenir Next"/>
           <w:color w:val="1A1A1A"/>
+          <w:sz w:val="22"/>
+          <w:szCs w:val="21"/>
+        </w:rPr>
+        <w:t xml:space="preserve">210 − 60 = </w:t>
+      </w:r>
+      <w:r>
+        <w:rPr>
+          <w:rFonts w:ascii="Avenir Next" w:hAnsi="Avenir Next" w:cs="Avenir Next" w:eastAsia="Avenir Next"/>
+          <w:color w:val="1A1A1A"/>
           <w:sz w:val="21"/>
           <w:szCs w:val="21"/>
-        </w:rPr>
-        <w:t xml:space="preserve">210 − 60 = </w:t>
-      </w:r>
-      <w:r>
-        <w:rPr>
-          <w:rFonts w:ascii="Avenir Next" w:hAnsi="Avenir Next" w:cs="Avenir Next" w:eastAsia="Avenir Next"/>
-          <w:color w:val="1A1A1A"/>
-          <w:sz w:val="21"/>
-          <w:szCs w:val="21"/>
           <w:u w:val="single"/>
         </w:rPr>
         <w:t xml:space="preserve">                </w:t>
@@ -3111,7 +3130,7 @@
         <w:rPr>
           <w:rFonts w:ascii="Avenir Next" w:hAnsi="Avenir Next" w:cs="Avenir Next" w:eastAsia="Avenir Next"/>
           <w:color w:val="1A1A1A"/>
-          <w:sz w:val="21"/>
+          <w:sz w:val="22"/>
           <w:szCs w:val="21"/>
         </w:rPr>
         <w:t xml:space="preserve">, so </w:t>
@@ -3121,7 +3140,7 @@
           <w:rFonts w:ascii="Avenir Next" w:hAnsi="Avenir Next" w:cs="Avenir Next" w:eastAsia="Avenir Next"/>
           <w:i/>
           <w:color w:val="1A1A1A"/>
-          <w:sz w:val="21"/>
+          <w:sz w:val="22"/>
           <w:szCs w:val="21"/>
         </w:rPr>
         <w:t xml:space="preserve">k</w:t>
@@ -3130,7 +3149,7 @@
         <w:rPr>
           <w:rFonts w:ascii="Avenir Next" w:hAnsi="Avenir Next" w:cs="Avenir Next" w:eastAsia="Avenir Next"/>
           <w:color w:val="1A1A1A"/>
-          <w:sz w:val="21"/>
+          <w:sz w:val="22"/>
           <w:szCs w:val="21"/>
         </w:rPr>
         <w:t xml:space="preserve"> = 150.</w:t>
@@ -3150,35 +3169,35 @@
           <w:rFonts w:ascii="Avenir Next" w:hAnsi="Avenir Next" w:cs="Avenir Next" w:eastAsia="Avenir Next"/>
           <w:b/>
           <w:color w:val="003A70"/>
+          <w:sz w:val="22"/>
+          <w:szCs w:val="18"/>
+        </w:rPr>
+        <w:t xml:space="preserve">Step 3</w:t>
+      </w:r>
+      <w:r>
+        <w:rPr>
+          <w:rFonts w:ascii="Avenir Next" w:hAnsi="Avenir Next" w:cs="Avenir Next" w:eastAsia="Avenir Next"/>
+          <w:color w:val="1A1A1A"/>
           <w:sz w:val="18"/>
           <w:szCs w:val="18"/>
         </w:rPr>
-        <w:t xml:space="preserve">Step 3</w:t>
-      </w:r>
-      <w:r>
-        <w:rPr>
-          <w:rFonts w:ascii="Avenir Next" w:hAnsi="Avenir Next" w:cs="Avenir Next" w:eastAsia="Avenir Next"/>
-          <w:color w:val="1A1A1A"/>
-          <w:sz w:val="18"/>
-          <w:szCs w:val="18"/>
-        </w:rPr>
         <w:tab/>
       </w:r>
       <w:r>
         <w:rPr>
           <w:rFonts w:ascii="Avenir Next" w:hAnsi="Avenir Next" w:cs="Avenir Next" w:eastAsia="Avenir Next"/>
           <w:color w:val="1A1A1A"/>
+          <w:sz w:val="22"/>
+          <w:szCs w:val="21"/>
+        </w:rPr>
+        <w:t xml:space="preserve">Check: 150 + 60 = </w:t>
+      </w:r>
+      <w:r>
+        <w:rPr>
+          <w:rFonts w:ascii="Avenir Next" w:hAnsi="Avenir Next" w:cs="Avenir Next" w:eastAsia="Avenir Next"/>
+          <w:color w:val="1A1A1A"/>
           <w:sz w:val="21"/>
           <w:szCs w:val="21"/>
-        </w:rPr>
-        <w:t xml:space="preserve">Check: 150 + 60 = </w:t>
-      </w:r>
-      <w:r>
-        <w:rPr>
-          <w:rFonts w:ascii="Avenir Next" w:hAnsi="Avenir Next" w:cs="Avenir Next" w:eastAsia="Avenir Next"/>
-          <w:color w:val="1A1A1A"/>
-          <w:sz w:val="21"/>
-          <w:szCs w:val="21"/>
           <w:u w:val="single"/>
         </w:rPr>
         <w:t xml:space="preserve">                </w:t>
@@ -3191,6 +3210,7 @@
     </w:p>
     <w:p>
       <w:pPr>
+        <w:pStyle w:val="Heading2"/>
         <w:keepNext/>
         <w:pBdr>
           <w:bottom w:val="single" w:sz="8" w:space="3" w:color="003A70"/>
@@ -3206,7 +3226,7 @@
           <w:b/>
           <w:color w:val="003A70"/>
           <w:spacing w:val="14"/>
-          <w:sz w:val="19"/>
+          <w:sz w:val="22"/>
           <w:szCs w:val="19"/>
         </w:rPr>
         <w:t xml:space="preserve">YOUR TURN</w:t>
@@ -3225,7 +3245,7 @@
           <w:rFonts w:ascii="Avenir Next" w:hAnsi="Avenir Next" w:cs="Avenir Next" w:eastAsia="Avenir Next"/>
           <w:i/>
           <w:color w:val="5A5F66"/>
-          <w:sz w:val="17"/>
+          <w:sz w:val="22"/>
           <w:szCs w:val="17"/>
         </w:rPr>
         <w:t xml:space="preserve">use the steps on your own</w:t>
@@ -3407,7 +3427,7 @@
                       <w:szCs w:val="22"/>
                       <w:u w:val="single"/>
                     </w:rPr>
-                    <w:t xml:space="preserve">        </w:t>
+                    <w:t xml:space="preserve">            </w:t>
                   </w:r>
                 </w:p>
               </w:tc>
@@ -3479,7 +3499,7 @@
                       <w:szCs w:val="22"/>
                       <w:u w:val="single"/>
                     </w:rPr>
-                    <w:t xml:space="preserve">        </w:t>
+                    <w:t xml:space="preserve">            </w:t>
                   </w:r>
                 </w:p>
               </w:tc>
@@ -3551,7 +3571,7 @@
                       <w:szCs w:val="22"/>
                       <w:u w:val="single"/>
                     </w:rPr>
-                    <w:t xml:space="preserve">        </w:t>
+                    <w:t xml:space="preserve">            </w:t>
                   </w:r>
                 </w:p>
               </w:tc>
@@ -3629,7 +3649,7 @@
                       <w:szCs w:val="22"/>
                       <w:u w:val="single"/>
                     </w:rPr>
-                    <w:t xml:space="preserve">        </w:t>
+                    <w:t xml:space="preserve">            </w:t>
                   </w:r>
                 </w:p>
               </w:tc>
@@ -3701,7 +3721,7 @@
                       <w:szCs w:val="22"/>
                       <w:u w:val="single"/>
                     </w:rPr>
-                    <w:t xml:space="preserve">        </w:t>
+                    <w:t xml:space="preserve">            </w:t>
                   </w:r>
                 </w:p>
               </w:tc>
@@ -3782,7 +3802,7 @@
                       <w:szCs w:val="22"/>
                       <w:u w:val="single"/>
                     </w:rPr>
-                    <w:t xml:space="preserve">        </w:t>
+                    <w:t xml:space="preserve">            </w:t>
                   </w:r>
                 </w:p>
               </w:tc>
@@ -3803,6 +3823,7 @@
     </w:p>
     <w:p>
       <w:pPr>
+        <w:pStyle w:val="Heading2"/>
         <w:keepNext/>
         <w:pBdr>
           <w:bottom w:val="single" w:sz="8" w:space="3" w:color="003A70"/>
@@ -3818,7 +3839,7 @@
           <w:b/>
           <w:color w:val="003A70"/>
           <w:spacing w:val="14"/>
-          <w:sz w:val="19"/>
+          <w:sz w:val="22"/>
           <w:szCs w:val="19"/>
         </w:rPr>
         <w:t xml:space="preserve">READY CHECK</w:t>
@@ -3837,7 +3858,7 @@
           <w:rFonts w:ascii="Avenir Next" w:hAnsi="Avenir Next" w:cs="Avenir Next" w:eastAsia="Avenir Next"/>
           <w:i/>
           <w:color w:val="5A5F66"/>
-          <w:sz w:val="17"/>
+          <w:sz w:val="22"/>
           <w:szCs w:val="17"/>
         </w:rPr>
         <w:t xml:space="preserve">a problem like the one in today’s lesson</w:t>
@@ -3988,35 +4009,35 @@
                       <w:rFonts w:ascii="Avenir Next" w:hAnsi="Avenir Next" w:cs="Avenir Next" w:eastAsia="Avenir Next"/>
                       <w:b/>
                       <w:color w:val="003A70"/>
+                      <w:sz w:val="22"/>
+                      <w:szCs w:val="21"/>
+                    </w:rPr>
+                    <w:t xml:space="preserve">A</w:t>
+                  </w:r>
+                  <w:r>
+                    <w:rPr>
+                      <w:rFonts w:ascii="Avenir Next" w:hAnsi="Avenir Next" w:cs="Avenir Next" w:eastAsia="Avenir Next"/>
+                      <w:color w:val="1A1A1A"/>
                       <w:sz w:val="21"/>
                       <w:szCs w:val="21"/>
                     </w:rPr>
-                    <w:t xml:space="preserve">A</w:t>
-                  </w:r>
-                  <w:r>
-                    <w:rPr>
-                      <w:rFonts w:ascii="Avenir Next" w:hAnsi="Avenir Next" w:cs="Avenir Next" w:eastAsia="Avenir Next"/>
-                      <w:color w:val="1A1A1A"/>
-                      <w:sz w:val="21"/>
+                    <w:tab/>
+                  </w:r>
+                  <w:r>
+                    <w:rPr>
+                      <w:rFonts w:ascii="Avenir Next" w:hAnsi="Avenir Next" w:cs="Avenir Next" w:eastAsia="Avenir Next"/>
+                      <w:i/>
+                      <w:color w:val="1A1A1A"/>
+                      <w:sz w:val="22"/>
                       <w:szCs w:val="21"/>
                     </w:rPr>
-                    <w:tab/>
-                  </w:r>
-                  <w:r>
-                    <w:rPr>
-                      <w:rFonts w:ascii="Avenir Next" w:hAnsi="Avenir Next" w:cs="Avenir Next" w:eastAsia="Avenir Next"/>
-                      <w:i/>
-                      <w:color w:val="1A1A1A"/>
-                      <w:sz w:val="21"/>
-                      <w:szCs w:val="21"/>
-                    </w:rPr>
                     <w:t xml:space="preserve">x</w:t>
                   </w:r>
                   <w:r>
                     <w:rPr>
                       <w:rFonts w:ascii="Avenir Next" w:hAnsi="Avenir Next" w:cs="Avenir Next" w:eastAsia="Avenir Next"/>
                       <w:color w:val="1A1A1A"/>
-                      <w:sz w:val="21"/>
+                      <w:sz w:val="22"/>
                       <w:szCs w:val="21"/>
                     </w:rPr>
                     <w:t xml:space="preserve"> − 90 = 600</w:t>
@@ -4041,44 +4062,44 @@
                       <w:rFonts w:ascii="Avenir Next" w:hAnsi="Avenir Next" w:cs="Avenir Next" w:eastAsia="Avenir Next"/>
                       <w:b/>
                       <w:color w:val="003A70"/>
+                      <w:sz w:val="22"/>
+                      <w:szCs w:val="21"/>
+                    </w:rPr>
+                    <w:t xml:space="preserve">B</w:t>
+                  </w:r>
+                  <w:r>
+                    <w:rPr>
+                      <w:rFonts w:ascii="Avenir Next" w:hAnsi="Avenir Next" w:cs="Avenir Next" w:eastAsia="Avenir Next"/>
+                      <w:color w:val="1A1A1A"/>
                       <w:sz w:val="21"/>
                       <w:szCs w:val="21"/>
                     </w:rPr>
-                    <w:t xml:space="preserve">B</w:t>
-                  </w:r>
-                  <w:r>
-                    <w:rPr>
-                      <w:rFonts w:ascii="Avenir Next" w:hAnsi="Avenir Next" w:cs="Avenir Next" w:eastAsia="Avenir Next"/>
-                      <w:color w:val="1A1A1A"/>
-                      <w:sz w:val="21"/>
+                    <w:tab/>
+                  </w:r>
+                  <w:r>
+                    <w:rPr>
+                      <w:rFonts w:ascii="Avenir Next" w:hAnsi="Avenir Next" w:cs="Avenir Next" w:eastAsia="Avenir Next"/>
+                      <w:color w:val="1A1A1A"/>
+                      <w:sz w:val="22"/>
                       <w:szCs w:val="21"/>
                     </w:rPr>
-                    <w:tab/>
-                  </w:r>
-                  <w:r>
-                    <w:rPr>
-                      <w:rFonts w:ascii="Avenir Next" w:hAnsi="Avenir Next" w:cs="Avenir Next" w:eastAsia="Avenir Next"/>
-                      <w:color w:val="1A1A1A"/>
-                      <w:sz w:val="21"/>
+                    <w:t xml:space="preserve">90 + </w:t>
+                  </w:r>
+                  <w:r>
+                    <w:rPr>
+                      <w:rFonts w:ascii="Avenir Next" w:hAnsi="Avenir Next" w:cs="Avenir Next" w:eastAsia="Avenir Next"/>
+                      <w:i/>
+                      <w:color w:val="1A1A1A"/>
+                      <w:sz w:val="22"/>
                       <w:szCs w:val="21"/>
                     </w:rPr>
-                    <w:t xml:space="preserve">90 + </w:t>
-                  </w:r>
-                  <w:r>
-                    <w:rPr>
-                      <w:rFonts w:ascii="Avenir Next" w:hAnsi="Avenir Next" w:cs="Avenir Next" w:eastAsia="Avenir Next"/>
-                      <w:i/>
-                      <w:color w:val="1A1A1A"/>
-                      <w:sz w:val="21"/>
-                      <w:szCs w:val="21"/>
-                    </w:rPr>
                     <w:t xml:space="preserve">x</w:t>
                   </w:r>
                   <w:r>
                     <w:rPr>
                       <w:rFonts w:ascii="Avenir Next" w:hAnsi="Avenir Next" w:cs="Avenir Next" w:eastAsia="Avenir Next"/>
                       <w:color w:val="1A1A1A"/>
-                      <w:sz w:val="21"/>
+                      <w:sz w:val="22"/>
                       <w:szCs w:val="21"/>
                     </w:rPr>
                     <w:t xml:space="preserve"> = 600</w:t>
@@ -4103,44 +4124,44 @@
                       <w:rFonts w:ascii="Avenir Next" w:hAnsi="Avenir Next" w:cs="Avenir Next" w:eastAsia="Avenir Next"/>
                       <w:b/>
                       <w:color w:val="003A70"/>
+                      <w:sz w:val="22"/>
+                      <w:szCs w:val="21"/>
+                    </w:rPr>
+                    <w:t xml:space="preserve">C</w:t>
+                  </w:r>
+                  <w:r>
+                    <w:rPr>
+                      <w:rFonts w:ascii="Avenir Next" w:hAnsi="Avenir Next" w:cs="Avenir Next" w:eastAsia="Avenir Next"/>
+                      <w:color w:val="1A1A1A"/>
                       <w:sz w:val="21"/>
                       <w:szCs w:val="21"/>
                     </w:rPr>
-                    <w:t xml:space="preserve">C</w:t>
-                  </w:r>
-                  <w:r>
-                    <w:rPr>
-                      <w:rFonts w:ascii="Avenir Next" w:hAnsi="Avenir Next" w:cs="Avenir Next" w:eastAsia="Avenir Next"/>
-                      <w:color w:val="1A1A1A"/>
-                      <w:sz w:val="21"/>
+                    <w:tab/>
+                  </w:r>
+                  <w:r>
+                    <w:rPr>
+                      <w:rFonts w:ascii="Avenir Next" w:hAnsi="Avenir Next" w:cs="Avenir Next" w:eastAsia="Avenir Next"/>
+                      <w:color w:val="1A1A1A"/>
+                      <w:sz w:val="22"/>
                       <w:szCs w:val="21"/>
                     </w:rPr>
-                    <w:tab/>
-                  </w:r>
-                  <w:r>
-                    <w:rPr>
-                      <w:rFonts w:ascii="Avenir Next" w:hAnsi="Avenir Next" w:cs="Avenir Next" w:eastAsia="Avenir Next"/>
-                      <w:color w:val="1A1A1A"/>
-                      <w:sz w:val="21"/>
+                    <w:t xml:space="preserve">90</w:t>
+                  </w:r>
+                  <w:r>
+                    <w:rPr>
+                      <w:rFonts w:ascii="Avenir Next" w:hAnsi="Avenir Next" w:cs="Avenir Next" w:eastAsia="Avenir Next"/>
+                      <w:i/>
+                      <w:color w:val="1A1A1A"/>
+                      <w:sz w:val="22"/>
                       <w:szCs w:val="21"/>
                     </w:rPr>
-                    <w:t xml:space="preserve">90</w:t>
-                  </w:r>
-                  <w:r>
-                    <w:rPr>
-                      <w:rFonts w:ascii="Avenir Next" w:hAnsi="Avenir Next" w:cs="Avenir Next" w:eastAsia="Avenir Next"/>
-                      <w:i/>
-                      <w:color w:val="1A1A1A"/>
-                      <w:sz w:val="21"/>
-                      <w:szCs w:val="21"/>
-                    </w:rPr>
                     <w:t xml:space="preserve">x</w:t>
                   </w:r>
                   <w:r>
                     <w:rPr>
                       <w:rFonts w:ascii="Avenir Next" w:hAnsi="Avenir Next" w:cs="Avenir Next" w:eastAsia="Avenir Next"/>
                       <w:color w:val="1A1A1A"/>
-                      <w:sz w:val="21"/>
+                      <w:sz w:val="22"/>
                       <w:szCs w:val="21"/>
                     </w:rPr>
                     <w:t xml:space="preserve"> = 600</w:t>
@@ -4165,35 +4186,35 @@
                       <w:rFonts w:ascii="Avenir Next" w:hAnsi="Avenir Next" w:cs="Avenir Next" w:eastAsia="Avenir Next"/>
                       <w:b/>
                       <w:color w:val="003A70"/>
+                      <w:sz w:val="22"/>
+                      <w:szCs w:val="21"/>
+                    </w:rPr>
+                    <w:t xml:space="preserve">D</w:t>
+                  </w:r>
+                  <w:r>
+                    <w:rPr>
+                      <w:rFonts w:ascii="Avenir Next" w:hAnsi="Avenir Next" w:cs="Avenir Next" w:eastAsia="Avenir Next"/>
+                      <w:color w:val="1A1A1A"/>
                       <w:sz w:val="21"/>
                       <w:szCs w:val="21"/>
                     </w:rPr>
-                    <w:t xml:space="preserve">D</w:t>
-                  </w:r>
-                  <w:r>
-                    <w:rPr>
-                      <w:rFonts w:ascii="Avenir Next" w:hAnsi="Avenir Next" w:cs="Avenir Next" w:eastAsia="Avenir Next"/>
-                      <w:color w:val="1A1A1A"/>
-                      <w:sz w:val="21"/>
+                    <w:tab/>
+                  </w:r>
+                  <w:r>
+                    <w:rPr>
+                      <w:rFonts w:ascii="Avenir Next" w:hAnsi="Avenir Next" w:cs="Avenir Next" w:eastAsia="Avenir Next"/>
+                      <w:i/>
+                      <w:color w:val="1A1A1A"/>
+                      <w:sz w:val="22"/>
                       <w:szCs w:val="21"/>
                     </w:rPr>
-                    <w:tab/>
-                  </w:r>
-                  <w:r>
-                    <w:rPr>
-                      <w:rFonts w:ascii="Avenir Next" w:hAnsi="Avenir Next" w:cs="Avenir Next" w:eastAsia="Avenir Next"/>
-                      <w:i/>
-                      <w:color w:val="1A1A1A"/>
-                      <w:sz w:val="21"/>
-                      <w:szCs w:val="21"/>
-                    </w:rPr>
                     <w:t xml:space="preserve">x</w:t>
                   </w:r>
                   <w:r>
                     <w:rPr>
                       <w:rFonts w:ascii="Avenir Next" w:hAnsi="Avenir Next" w:cs="Avenir Next" w:eastAsia="Avenir Next"/>
                       <w:color w:val="1A1A1A"/>
-                      <w:sz w:val="21"/>
+                      <w:sz w:val="22"/>
                       <w:szCs w:val="21"/>
                     </w:rPr>
                     <w:t xml:space="preserve"> = 600 + 90</w:t>
@@ -4242,19 +4263,42 @@
         <w:tblLook w:val="0000" w:firstRow="0" w:lastRow="0" w:firstColumn="0" w:lastColumn="0" w:noHBand="1" w:noVBand="1"/>
       </w:tblPr>
       <w:tblGrid>
-        <w:gridCol w:w="2000"/>
-        <w:gridCol w:w="2300"/>
-        <w:gridCol w:w="2100"/>
-        <w:gridCol w:w="3104"/>
+        <w:gridCol w:w="1750"/>
+        <w:gridCol w:w="2500"/>
+        <w:gridCol w:w="2200"/>
+        <w:gridCol w:w="3054"/>
       </w:tblGrid>
       <w:tr>
         <w:trPr>
           <w:cantSplit/>
-          <w:trHeight w:val="320" w:hRule="atLeast"/>
+          <w:trHeight w:val="300" w:hRule="atLeast"/>
         </w:trPr>
         <w:tc>
           <w:tcPr>
-            <w:tcW w:w="2000" w:type="dxa"/>
+            <w:tcW w:w="1750" w:type="dxa"/>
+            <w:vAlign w:val="center"/>
+          </w:tcPr>
+          <w:p>
+            <w:pPr>
+              <w:pStyle w:val="Heading2"/>
+              <w:spacing w:before="0" w:after="0" w:line="240" w:lineRule="auto"/>
+            </w:pPr>
+            <w:r>
+              <w:rPr>
+                <w:rFonts w:ascii="Avenir Next" w:hAnsi="Avenir Next" w:cs="Avenir Next" w:eastAsia="Avenir Next"/>
+                <w:b/>
+                <w:color w:val="003A70"/>
+                <w:spacing w:val="12"/>
+                <w:sz w:val="15"/>
+                <w:szCs w:val="15"/>
+              </w:rPr>
+              <w:t xml:space="preserve">CHECK YOURSELF</w:t>
+            </w:r>
+          </w:p>
+        </w:tc>
+        <w:tc>
+          <w:tcPr>
+            <w:tcW w:w="2500" w:type="dxa"/>
             <w:vAlign w:val="center"/>
           </w:tcPr>
           <w:p>
@@ -4263,20 +4307,27 @@
             </w:pPr>
             <w:r>
               <w:rPr>
-                <w:rFonts w:ascii="Avenir Next" w:hAnsi="Avenir Next" w:cs="Avenir Next" w:eastAsia="Avenir Next"/>
-                <w:b/>
-                <w:color w:val="003A70"/>
-                <w:spacing w:val="12"/>
-                <w:sz w:val="15"/>
-                <w:szCs w:val="15"/>
-              </w:rPr>
-              <w:t xml:space="preserve">CHECK YOURSELF</w:t>
+                <w:rFonts w:ascii="Arial" w:hAnsi="Arial" w:cs="Arial" w:eastAsia="Arial"/>
+                <w:color w:val="1A1A1A"/>
+                <w:sz w:val="20"/>
+                <w:szCs w:val="20"/>
+              </w:rPr>
+              <w:t xml:space="preserve">□</w:t>
+            </w:r>
+            <w:r>
+              <w:rPr>
+                <w:rFonts w:ascii="Avenir Next" w:hAnsi="Avenir Next" w:cs="Avenir Next" w:eastAsia="Avenir Next"/>
+                <w:color w:val="1A1A1A"/>
+                <w:sz w:val="17"/>
+                <w:szCs w:val="17"/>
+              </w:rPr>
+              <w:t xml:space="preserve">  I can do this on my own</w:t>
             </w:r>
           </w:p>
         </w:tc>
         <w:tc>
           <w:tcPr>
-            <w:tcW w:w="2300" w:type="dxa"/>
+            <w:tcW w:w="2200" w:type="dxa"/>
             <w:vAlign w:val="center"/>
           </w:tcPr>
           <w:p>
@@ -4287,8 +4338,8 @@
               <w:rPr>
                 <w:rFonts w:ascii="Arial" w:hAnsi="Arial" w:cs="Arial" w:eastAsia="Arial"/>
                 <w:color w:val="1A1A1A"/>
-                <w:sz w:val="24"/>
-                <w:szCs w:val="24"/>
+                <w:sz w:val="20"/>
+                <w:szCs w:val="20"/>
               </w:rPr>
               <w:t xml:space="preserve">□</w:t>
             </w:r>
@@ -4299,13 +4350,13 @@
                 <w:sz w:val="17"/>
                 <w:szCs w:val="17"/>
               </w:rPr>
-              <w:t xml:space="preserve">  I can do this on my own</w:t>
+              <w:t xml:space="preserve">  I need a little help</w:t>
             </w:r>
           </w:p>
         </w:tc>
         <w:tc>
           <w:tcPr>
-            <w:tcW w:w="2100" w:type="dxa"/>
+            <w:tcW w:w="3054" w:type="dxa"/>
             <w:vAlign w:val="center"/>
           </w:tcPr>
           <w:p>
@@ -4316,37 +4367,8 @@
               <w:rPr>
                 <w:rFonts w:ascii="Arial" w:hAnsi="Arial" w:cs="Arial" w:eastAsia="Arial"/>
                 <w:color w:val="1A1A1A"/>
-                <w:sz w:val="24"/>
-                <w:szCs w:val="24"/>
-              </w:rPr>
-              <w:t xml:space="preserve">□</w:t>
-            </w:r>
-            <w:r>
-              <w:rPr>
-                <w:rFonts w:ascii="Avenir Next" w:hAnsi="Avenir Next" w:cs="Avenir Next" w:eastAsia="Avenir Next"/>
-                <w:color w:val="1A1A1A"/>
-                <w:sz w:val="17"/>
-                <w:szCs w:val="17"/>
-              </w:rPr>
-              <w:t xml:space="preserve">  I need a little help</w:t>
-            </w:r>
-          </w:p>
-        </w:tc>
-        <w:tc>
-          <w:tcPr>
-            <w:tcW w:w="3104" w:type="dxa"/>
-            <w:vAlign w:val="center"/>
-          </w:tcPr>
-          <w:p>
-            <w:pPr>
-              <w:spacing w:before="0" w:after="0" w:line="240" w:lineRule="auto"/>
-            </w:pPr>
-            <w:r>
-              <w:rPr>
-                <w:rFonts w:ascii="Arial" w:hAnsi="Arial" w:cs="Arial" w:eastAsia="Arial"/>
-                <w:color w:val="1A1A1A"/>
-                <w:sz w:val="24"/>
-                <w:szCs w:val="24"/>
+                <w:sz w:val="20"/>
+                <w:szCs w:val="20"/>
               </w:rPr>
               <w:t xml:space="preserve">□</w:t>
             </w:r>
@@ -4381,7 +4403,7 @@
     <w:sectPr>
       <w:footerReference w:type="default" r:id="rIdFooter1"/>
       <w:pgSz w:w="12240" w:h="15840"/>
-      <w:pgMar w:top="893" w:right="1224" w:bottom="835" w:left="1512" w:header="432" w:footer="432" w:gutter="0"/>
+      <w:pgMar w:top="780" w:right="1224" w:bottom="760" w:left="1512" w:header="432" w:footer="432" w:gutter="0"/>
       <w:cols w:space="720"/>
     </w:sectPr>
   </w:body>
@@ -4461,7 +4483,106 @@
               <w:sz w:val="15"/>
               <w:szCs w:val="15"/>
             </w:rPr>
-            <w:t xml:space="preserve">Lesson 9-4  ·  Session 2  ·  Prerequisite Practice B</w:t>
+            <w:t xml:space="preserve">9-4 · Page </w:t>
+          </w:r>
+          <w:r>
+            <w:rPr>
+              <w:rFonts w:ascii="Avenir Next" w:hAnsi="Avenir Next" w:cs="Avenir Next" w:eastAsia="Avenir Next"/>
+              <w:color w:val="5A5F66"/>
+              <w:sz w:val="15"/>
+              <w:szCs w:val="15"/>
+            </w:rPr>
+            <w:fldChar w:fldCharType="begin"/>
+          </w:r>
+          <w:r>
+            <w:rPr>
+              <w:rFonts w:ascii="Avenir Next" w:hAnsi="Avenir Next" w:cs="Avenir Next" w:eastAsia="Avenir Next"/>
+              <w:color w:val="5A5F66"/>
+              <w:sz w:val="15"/>
+              <w:szCs w:val="15"/>
+            </w:rPr>
+            <w:instrText xml:space="preserve"> PAGE </w:instrText>
+          </w:r>
+          <w:r>
+            <w:rPr>
+              <w:rFonts w:ascii="Avenir Next" w:hAnsi="Avenir Next" w:cs="Avenir Next" w:eastAsia="Avenir Next"/>
+              <w:color w:val="5A5F66"/>
+              <w:sz w:val="15"/>
+              <w:szCs w:val="15"/>
+            </w:rPr>
+            <w:fldChar w:fldCharType="separate"/>
+          </w:r>
+          <w:r>
+            <w:rPr>
+              <w:rFonts w:ascii="Avenir Next" w:hAnsi="Avenir Next" w:cs="Avenir Next" w:eastAsia="Avenir Next"/>
+              <w:color w:val="5A5F66"/>
+              <w:sz w:val="15"/>
+              <w:szCs w:val="15"/>
+            </w:rPr>
+            <w:t xml:space="preserve">1</w:t>
+          </w:r>
+          <w:r>
+            <w:rPr>
+              <w:rFonts w:ascii="Avenir Next" w:hAnsi="Avenir Next" w:cs="Avenir Next" w:eastAsia="Avenir Next"/>
+              <w:color w:val="5A5F66"/>
+              <w:sz w:val="15"/>
+              <w:szCs w:val="15"/>
+            </w:rPr>
+            <w:fldChar w:fldCharType="end"/>
+          </w:r>
+          <w:r>
+            <w:rPr>
+              <w:rFonts w:ascii="Avenir Next" w:hAnsi="Avenir Next" w:cs="Avenir Next" w:eastAsia="Avenir Next"/>
+              <w:color w:val="5A5F66"/>
+              <w:sz w:val="15"/>
+              <w:szCs w:val="15"/>
+            </w:rPr>
+            <w:t xml:space="preserve"> of </w:t>
+          </w:r>
+          <w:r>
+            <w:rPr>
+              <w:rFonts w:ascii="Avenir Next" w:hAnsi="Avenir Next" w:cs="Avenir Next" w:eastAsia="Avenir Next"/>
+              <w:color w:val="5A5F66"/>
+              <w:sz w:val="15"/>
+              <w:szCs w:val="15"/>
+            </w:rPr>
+            <w:fldChar w:fldCharType="begin"/>
+          </w:r>
+          <w:r>
+            <w:rPr>
+              <w:rFonts w:ascii="Avenir Next" w:hAnsi="Avenir Next" w:cs="Avenir Next" w:eastAsia="Avenir Next"/>
+              <w:color w:val="5A5F66"/>
+              <w:sz w:val="15"/>
+              <w:szCs w:val="15"/>
+            </w:rPr>
+            <w:instrText xml:space="preserve"> NUMPAGES </w:instrText>
+          </w:r>
+          <w:r>
+            <w:rPr>
+              <w:rFonts w:ascii="Avenir Next" w:hAnsi="Avenir Next" w:cs="Avenir Next" w:eastAsia="Avenir Next"/>
+              <w:color w:val="5A5F66"/>
+              <w:sz w:val="15"/>
+              <w:szCs w:val="15"/>
+            </w:rPr>
+            <w:fldChar w:fldCharType="separate"/>
+          </w:r>
+          <w:r>
+            <w:rPr>
+              <w:rFonts w:ascii="Avenir Next" w:hAnsi="Avenir Next" w:cs="Avenir Next" w:eastAsia="Avenir Next"/>
+              <w:color w:val="5A5F66"/>
+              <w:sz w:val="15"/>
+              <w:szCs w:val="15"/>
+            </w:rPr>
+            <w:t xml:space="preserve">1</w:t>
+          </w:r>
+          <w:r>
+            <w:rPr>
+              <w:rFonts w:ascii="Avenir Next" w:hAnsi="Avenir Next" w:cs="Avenir Next" w:eastAsia="Avenir Next"/>
+              <w:color w:val="5A5F66"/>
+              <w:sz w:val="15"/>
+              <w:szCs w:val="15"/>
+            </w:rPr>
+            <w:fldChar w:fldCharType="end"/>
           </w:r>
         </w:p>
       </w:tc>
@@ -4504,5 +4625,23 @@
       </w:tblCellMar>
     </w:tblPr>
   </w:style>
+  <w:style w:type="paragraph" w:styleId="Heading1">
+    <w:name w:val="heading 1"/>
+    <w:basedOn w:val="Normal"/>
+    <w:pPr>
+      <w:outlineLvl w:val="0"/>
+      <w:keepNext w:val="0"/>
+      <w:keepLines w:val="0"/>
+    </w:pPr>
+  </w:style>
+  <w:style w:type="paragraph" w:styleId="Heading2">
+    <w:name w:val="heading 2"/>
+    <w:basedOn w:val="Normal"/>
+    <w:pPr>
+      <w:outlineLvl w:val="1"/>
+      <w:keepNext w:val="0"/>
+      <w:keepLines w:val="0"/>
+    </w:pPr>
+  </w:style>
 </w:styles>
 </file>